--- a/output/examples/by-domain/07_마케팅_R00269.docx
+++ b/output/examples/by-domain/07_마케팅_R00269.docx
@@ -96,7 +96,7 @@
           <w:sz w:val="36"/>
           <w:szCs w:val="36"/>
         </w:rPr>
-        <w:t xml:space="preserve">윤태윤</w:t>
+        <w:t xml:space="preserve">장다인</w:t>
       </w:r>
     </w:p>
     <w:p>
@@ -110,7 +110,7 @@
           <w:sz w:val="20"/>
           <w:szCs w:val="20"/>
         </w:rPr>
-        <w:t xml:space="preserve">CRM 마케터 지원</w:t>
+        <w:t xml:space="preserve">그로스 마케터 지원</w:t>
       </w:r>
     </w:p>
     <w:p>
@@ -124,7 +124,7 @@
           <w:sz w:val="18"/>
           <w:szCs w:val="18"/>
         </w:rPr>
-        <w:t xml:space="preserve">user6063@example.com  |  010-0000-0000</w:t>
+        <w:t xml:space="preserve">user7463@example.com  |  010-0000-0000</w:t>
       </w:r>
     </w:p>
     <w:p>
@@ -157,26 +157,26 @@
           <w:sz w:val="20"/>
           <w:szCs w:val="20"/>
         </w:rPr>
-        <w:t xml:space="preserve">2012-03 ~ 2014-02   </w:t>
-      </w:r>
-      <w:r>
-        <w:rPr>
-          <w:rFonts w:ascii="맑은 고딕" w:cs="맑은 고딕" w:eastAsia="맑은 고딕" w:hAnsi="맑은 고딕"/>
-          <w:b/>
-          <w:bCs/>
-          <w:sz w:val="20"/>
-          <w:szCs w:val="20"/>
-        </w:rPr>
-        <w:t xml:space="preserve">이현대학교 미디어커뮤니케이션학과</w:t>
-      </w:r>
-      <w:r>
-        <w:rPr>
-          <w:rFonts w:ascii="맑은 고딕" w:cs="맑은 고딕" w:eastAsia="맑은 고딕" w:hAnsi="맑은 고딕"/>
-          <w:color w:val="666666"/>
-          <w:sz w:val="20"/>
-          <w:szCs w:val="20"/>
-        </w:rPr>
-        <w:t xml:space="preserve">  (전문학사, 학점 3.9)</w:t>
+        <w:t xml:space="preserve">2013-03 ~ 2015-02   </w:t>
+      </w:r>
+      <w:r>
+        <w:rPr>
+          <w:rFonts w:ascii="맑은 고딕" w:cs="맑은 고딕" w:eastAsia="맑은 고딕" w:hAnsi="맑은 고딕"/>
+          <w:b/>
+          <w:bCs/>
+          <w:sz w:val="20"/>
+          <w:szCs w:val="20"/>
+        </w:rPr>
+        <w:t xml:space="preserve">가온대학교 심리학과</w:t>
+      </w:r>
+      <w:r>
+        <w:rPr>
+          <w:rFonts w:ascii="맑은 고딕" w:cs="맑은 고딕" w:eastAsia="맑은 고딕" w:hAnsi="맑은 고딕"/>
+          <w:color w:val="666666"/>
+          <w:sz w:val="20"/>
+          <w:szCs w:val="20"/>
+        </w:rPr>
+        <w:t xml:space="preserve">  (전문학사, 학점 3.16)</w:t>
       </w:r>
     </w:p>
     <w:p>
@@ -209,34 +209,37 @@
           <w:sz w:val="20"/>
           <w:szCs w:val="20"/>
         </w:rPr>
-        <w:t xml:space="preserve">2015년 ~ 2017년   </w:t>
-      </w:r>
-      <w:r>
-        <w:rPr>
-          <w:rFonts w:ascii="맑은 고딕" w:cs="맑은 고딕" w:eastAsia="맑은 고딕" w:hAnsi="맑은 고딕"/>
-          <w:b/>
-          <w:bCs/>
-          <w:sz w:val="20"/>
-          <w:szCs w:val="20"/>
-        </w:rPr>
-        <w:t xml:space="preserve">링크파트너스</w:t>
-      </w:r>
-      <w:r>
-        <w:rPr>
-          <w:rFonts w:ascii="맑은 고딕" w:cs="맑은 고딕" w:eastAsia="맑은 고딕" w:hAnsi="맑은 고딕"/>
-          <w:color w:val="666666"/>
-          <w:sz w:val="20"/>
-          <w:szCs w:val="20"/>
-        </w:rPr>
-        <w:t xml:space="preserve">  (중소기업)</w:t>
-      </w:r>
-      <w:r>
-        <w:rPr>
-          <w:rFonts w:ascii="맑은 고딕" w:cs="맑은 고딕" w:eastAsia="맑은 고딕" w:hAnsi="맑은 고딕"/>
-          <w:sz w:val="20"/>
-          <w:szCs w:val="20"/>
-        </w:rPr>
-        <w:t xml:space="preserve">  콘텐츠 마케터 사원</w:t>
+        <w:t xml:space="preserve">2016-04 ~ 2016-11   </w:t>
+      </w:r>
+      <w:r>
+        <w:rPr>
+          <w:rFonts w:ascii="맑은 고딕" w:cs="맑은 고딕" w:eastAsia="맑은 고딕" w:hAnsi="맑은 고딕"/>
+          <w:b/>
+          <w:bCs/>
+          <w:sz w:val="20"/>
+          <w:szCs w:val="20"/>
+        </w:rPr>
+        <w:t xml:space="preserve">온새테크</w:t>
+      </w:r>
+      <w:r>
+        <w:rPr>
+          <w:rFonts w:ascii="맑은 고딕" w:cs="맑은 고딕" w:eastAsia="맑은 고딕" w:hAnsi="맑은 고딕"/>
+          <w:color w:val="666666"/>
+          <w:sz w:val="20"/>
+          <w:szCs w:val="20"/>
+        </w:rPr>
+        <w:t xml:space="preserve">  (중견기업)</w:t>
+      </w:r>
+      <w:r>
+        <w:rPr>
+          <w:rFonts w:ascii="맑은 고딕" w:cs="맑은 고딕" w:eastAsia="맑은 고딕" w:hAnsi="맑은 고딕"/>
+          <w:b/>
+          <w:bCs/>
+          <w:color w:val="B03A2E"/>
+          <w:sz w:val="20"/>
+          <w:szCs w:val="20"/>
+        </w:rPr>
+        <w:t xml:space="preserve">〔직무 미기재〕</w:t>
       </w:r>
     </w:p>
     <w:p>
@@ -250,7 +253,7 @@
           <w:sz w:val="20"/>
           <w:szCs w:val="20"/>
         </w:rPr>
-        <w:t xml:space="preserve">▪ 이커머스 브랜드 캠페인 집행  (2016-04~2017-05)</w:t>
+        <w:t xml:space="preserve">▪ CRM 리텐션 시나리오 설계  (2016-06~2016-11)</w:t>
       </w:r>
     </w:p>
     <w:p>
@@ -265,7 +268,105 @@
           <w:sz w:val="20"/>
           <w:szCs w:val="20"/>
         </w:rPr>
-        <w:t xml:space="preserve">담당  예산 운영</w:t>
+        <w:t xml:space="preserve">담당  세그먼트 정의</w:t>
+      </w:r>
+    </w:p>
+    <w:p>
+      <w:pPr>
+        <w:spacing w:after="20"/>
+        <w:ind w:left="560"/>
+      </w:pPr>
+      <w:r>
+        <w:rPr>
+          <w:rFonts w:ascii="맑은 고딕" w:cs="맑은 고딕" w:eastAsia="맑은 고딕" w:hAnsi="맑은 고딕"/>
+          <w:sz w:val="20"/>
+          <w:szCs w:val="20"/>
+        </w:rPr>
+        <w:t xml:space="preserve">성과  </w:t>
+      </w:r>
+      <w:r>
+        <w:rPr>
+          <w:rFonts w:ascii="맑은 고딕" w:cs="맑은 고딕" w:eastAsia="맑은 고딕" w:hAnsi="맑은 고딕"/>
+          <w:b/>
+          <w:bCs/>
+          <w:color w:val="B03A2E"/>
+          <w:sz w:val="20"/>
+          <w:szCs w:val="20"/>
+        </w:rPr>
+        <w:t xml:space="preserve">〔정량 성과 미기재〕</w:t>
+      </w:r>
+    </w:p>
+    <w:p>
+      <w:pPr>
+        <w:spacing w:after="60" w:before="0"/>
+        <w:ind w:left="560"/>
+      </w:pPr>
+      <w:r>
+        <w:rPr>
+          <w:rFonts w:ascii="맑은 고딕" w:cs="맑은 고딕" w:eastAsia="맑은 고딕" w:hAnsi="맑은 고딕"/>
+          <w:color w:val="333333"/>
+          <w:sz w:val="20"/>
+          <w:szCs w:val="20"/>
+        </w:rPr>
+        <w:t xml:space="preserve">결과  고객사 최종 검수 통과</w:t>
+      </w:r>
+    </w:p>
+    <w:p>
+      <w:pPr>
+        <w:spacing w:after="40" w:before="100"/>
+      </w:pPr>
+      <w:r>
+        <w:rPr>
+          <w:rFonts w:ascii="맑은 고딕" w:cs="맑은 고딕" w:eastAsia="맑은 고딕" w:hAnsi="맑은 고딕"/>
+          <w:color w:val="666666"/>
+          <w:sz w:val="20"/>
+          <w:szCs w:val="20"/>
+        </w:rPr>
+        <w:t xml:space="preserve">2017년 ~ 2019년   </w:t>
+      </w:r>
+      <w:r>
+        <w:rPr>
+          <w:rFonts w:ascii="맑은 고딕" w:cs="맑은 고딕" w:eastAsia="맑은 고딕" w:hAnsi="맑은 고딕"/>
+          <w:b/>
+          <w:bCs/>
+          <w:sz w:val="20"/>
+          <w:szCs w:val="20"/>
+        </w:rPr>
+        <w:t xml:space="preserve">㈜픽셀시스템즈</w:t>
+      </w:r>
+      <w:r>
+        <w:rPr>
+          <w:rFonts w:ascii="맑은 고딕" w:cs="맑은 고딕" w:eastAsia="맑은 고딕" w:hAnsi="맑은 고딕"/>
+          <w:color w:val="666666"/>
+          <w:sz w:val="20"/>
+          <w:szCs w:val="20"/>
+        </w:rPr>
+        <w:t xml:space="preserve">  (대기업)</w:t>
+      </w:r>
+      <w:r>
+        <w:rPr>
+          <w:rFonts w:ascii="맑은 고딕" w:cs="맑은 고딕" w:eastAsia="맑은 고딕" w:hAnsi="맑은 고딕"/>
+          <w:b/>
+          <w:bCs/>
+          <w:color w:val="B03A2E"/>
+          <w:sz w:val="20"/>
+          <w:szCs w:val="20"/>
+        </w:rPr>
+        <w:t xml:space="preserve">〔직무 미기재〕</w:t>
+      </w:r>
+    </w:p>
+    <w:p>
+      <w:pPr>
+        <w:spacing w:after="30" w:before="0"/>
+        <w:ind w:left="280"/>
+      </w:pPr>
+      <w:r>
+        <w:rPr>
+          <w:rFonts w:ascii="맑은 고딕" w:cs="맑은 고딕" w:eastAsia="맑은 고딕" w:hAnsi="맑은 고딕"/>
+          <w:sz w:val="20"/>
+          <w:szCs w:val="20"/>
+        </w:rPr>
+        <w:t xml:space="preserve">▪ SEO 개선 프로젝트  (2017-08~2018-01)</w:t>
       </w:r>
     </w:p>
     <w:p>
@@ -276,11 +377,255 @@
       <w:r>
         <w:rPr>
           <w:rFonts w:ascii="맑은 고딕" w:cs="맑은 고딕" w:eastAsia="맑은 고딕" w:hAnsi="맑은 고딕"/>
-          <w:color w:val="1E7A4C"/>
-          <w:sz w:val="20"/>
-          <w:szCs w:val="20"/>
-        </w:rPr>
-        <w:t xml:space="preserve">성과  광고 전환당 비용(CPA) 15% 절감, 재방문율 7%p 개선</w:t>
+          <w:color w:val="333333"/>
+          <w:sz w:val="20"/>
+          <w:szCs w:val="20"/>
+        </w:rPr>
+        <w:t xml:space="preserve">담당  콘텐츠 구조 개선</w:t>
+      </w:r>
+    </w:p>
+    <w:p>
+      <w:pPr>
+        <w:spacing w:after="20"/>
+        <w:ind w:left="560"/>
+      </w:pPr>
+      <w:r>
+        <w:rPr>
+          <w:rFonts w:ascii="맑은 고딕" w:cs="맑은 고딕" w:eastAsia="맑은 고딕" w:hAnsi="맑은 고딕"/>
+          <w:sz w:val="20"/>
+          <w:szCs w:val="20"/>
+        </w:rPr>
+        <w:t xml:space="preserve">성과  </w:t>
+      </w:r>
+      <w:r>
+        <w:rPr>
+          <w:rFonts w:ascii="맑은 고딕" w:cs="맑은 고딕" w:eastAsia="맑은 고딕" w:hAnsi="맑은 고딕"/>
+          <w:b/>
+          <w:bCs/>
+          <w:color w:val="B03A2E"/>
+          <w:sz w:val="20"/>
+          <w:szCs w:val="20"/>
+        </w:rPr>
+        <w:t xml:space="preserve">〔정량 성과 미기재〕</w:t>
+      </w:r>
+    </w:p>
+    <w:p>
+      <w:pPr>
+        <w:spacing w:after="60"/>
+        <w:ind w:left="560"/>
+      </w:pPr>
+      <w:r>
+        <w:rPr>
+          <w:rFonts w:ascii="맑은 고딕" w:cs="맑은 고딕" w:eastAsia="맑은 고딕" w:hAnsi="맑은 고딕"/>
+          <w:sz w:val="20"/>
+          <w:szCs w:val="20"/>
+        </w:rPr>
+        <w:t xml:space="preserve">결과  </w:t>
+      </w:r>
+      <w:r>
+        <w:rPr>
+          <w:rFonts w:ascii="맑은 고딕" w:cs="맑은 고딕" w:eastAsia="맑은 고딕" w:hAnsi="맑은 고딕"/>
+          <w:b/>
+          <w:bCs/>
+          <w:color w:val="B03A2E"/>
+          <w:sz w:val="20"/>
+          <w:szCs w:val="20"/>
+        </w:rPr>
+        <w:t xml:space="preserve">〔수행 결과 미기재〕</w:t>
+      </w:r>
+    </w:p>
+    <w:p>
+      <w:pPr>
+        <w:spacing w:after="30" w:before="0"/>
+        <w:ind w:left="280"/>
+      </w:pPr>
+      <w:r>
+        <w:rPr>
+          <w:rFonts w:ascii="맑은 고딕" w:cs="맑은 고딕" w:eastAsia="맑은 고딕" w:hAnsi="맑은 고딕"/>
+          <w:sz w:val="20"/>
+          <w:szCs w:val="20"/>
+        </w:rPr>
+        <w:t xml:space="preserve">▪ CRM 리텐션 시나리오 설계  (2018-08~2019-10)</w:t>
+      </w:r>
+    </w:p>
+    <w:p>
+      <w:pPr>
+        <w:spacing w:after="20"/>
+        <w:ind w:left="560"/>
+      </w:pPr>
+      <w:r>
+        <w:rPr>
+          <w:rFonts w:ascii="맑은 고딕" w:cs="맑은 고딕" w:eastAsia="맑은 고딕" w:hAnsi="맑은 고딕"/>
+          <w:sz w:val="20"/>
+          <w:szCs w:val="20"/>
+        </w:rPr>
+        <w:t xml:space="preserve">담당  </w:t>
+      </w:r>
+      <w:r>
+        <w:rPr>
+          <w:rFonts w:ascii="맑은 고딕" w:cs="맑은 고딕" w:eastAsia="맑은 고딕" w:hAnsi="맑은 고딕"/>
+          <w:b/>
+          <w:bCs/>
+          <w:color w:val="B03A2E"/>
+          <w:sz w:val="20"/>
+          <w:szCs w:val="20"/>
+        </w:rPr>
+        <w:t xml:space="preserve">〔담당 역할 미기재〕</w:t>
+      </w:r>
+    </w:p>
+    <w:p>
+      <w:pPr>
+        <w:spacing w:after="20"/>
+        <w:ind w:left="560"/>
+      </w:pPr>
+      <w:r>
+        <w:rPr>
+          <w:rFonts w:ascii="맑은 고딕" w:cs="맑은 고딕" w:eastAsia="맑은 고딕" w:hAnsi="맑은 고딕"/>
+          <w:sz w:val="20"/>
+          <w:szCs w:val="20"/>
+        </w:rPr>
+        <w:t xml:space="preserve">성과  </w:t>
+      </w:r>
+      <w:r>
+        <w:rPr>
+          <w:rFonts w:ascii="맑은 고딕" w:cs="맑은 고딕" w:eastAsia="맑은 고딕" w:hAnsi="맑은 고딕"/>
+          <w:b/>
+          <w:bCs/>
+          <w:color w:val="B03A2E"/>
+          <w:sz w:val="20"/>
+          <w:szCs w:val="20"/>
+        </w:rPr>
+        <w:t xml:space="preserve">〔정량 성과 미기재〕</w:t>
+      </w:r>
+    </w:p>
+    <w:p>
+      <w:pPr>
+        <w:spacing w:after="60"/>
+        <w:ind w:left="560"/>
+      </w:pPr>
+      <w:r>
+        <w:rPr>
+          <w:rFonts w:ascii="맑은 고딕" w:cs="맑은 고딕" w:eastAsia="맑은 고딕" w:hAnsi="맑은 고딕"/>
+          <w:sz w:val="20"/>
+          <w:szCs w:val="20"/>
+        </w:rPr>
+        <w:t xml:space="preserve">결과  </w:t>
+      </w:r>
+      <w:r>
+        <w:rPr>
+          <w:rFonts w:ascii="맑은 고딕" w:cs="맑은 고딕" w:eastAsia="맑은 고딕" w:hAnsi="맑은 고딕"/>
+          <w:b/>
+          <w:bCs/>
+          <w:color w:val="B03A2E"/>
+          <w:sz w:val="20"/>
+          <w:szCs w:val="20"/>
+        </w:rPr>
+        <w:t xml:space="preserve">〔수행 결과 미기재〕</w:t>
+      </w:r>
+    </w:p>
+    <w:p>
+      <w:pPr>
+        <w:spacing w:after="40" w:before="100"/>
+      </w:pPr>
+      <w:r>
+        <w:rPr>
+          <w:rFonts w:ascii="맑은 고딕" w:cs="맑은 고딕" w:eastAsia="맑은 고딕" w:hAnsi="맑은 고딕"/>
+          <w:color w:val="666666"/>
+          <w:sz w:val="20"/>
+          <w:szCs w:val="20"/>
+        </w:rPr>
+        <w:t xml:space="preserve">2019-10 ~ 2021-10   </w:t>
+      </w:r>
+      <w:r>
+        <w:rPr>
+          <w:rFonts w:ascii="맑은 고딕" w:cs="맑은 고딕" w:eastAsia="맑은 고딕" w:hAnsi="맑은 고딕"/>
+          <w:b/>
+          <w:bCs/>
+          <w:sz w:val="20"/>
+          <w:szCs w:val="20"/>
+        </w:rPr>
+        <w:t xml:space="preserve">㈜픽셀네트웍스</w:t>
+      </w:r>
+      <w:r>
+        <w:rPr>
+          <w:rFonts w:ascii="맑은 고딕" w:cs="맑은 고딕" w:eastAsia="맑은 고딕" w:hAnsi="맑은 고딕"/>
+          <w:color w:val="666666"/>
+          <w:sz w:val="20"/>
+          <w:szCs w:val="20"/>
+        </w:rPr>
+        <w:t xml:space="preserve">  (스타트업)</w:t>
+      </w:r>
+      <w:r>
+        <w:rPr>
+          <w:rFonts w:ascii="맑은 고딕" w:cs="맑은 고딕" w:eastAsia="맑은 고딕" w:hAnsi="맑은 고딕"/>
+          <w:sz w:val="20"/>
+          <w:szCs w:val="20"/>
+        </w:rPr>
+        <w:t xml:space="preserve">  콘텐츠 마케터 대리</w:t>
+      </w:r>
+    </w:p>
+    <w:p>
+      <w:pPr>
+        <w:spacing w:after="30" w:before="0"/>
+        <w:ind w:left="280"/>
+      </w:pPr>
+      <w:r>
+        <w:rPr>
+          <w:rFonts w:ascii="맑은 고딕" w:cs="맑은 고딕" w:eastAsia="맑은 고딕" w:hAnsi="맑은 고딕"/>
+          <w:sz w:val="20"/>
+          <w:szCs w:val="20"/>
+        </w:rPr>
+        <w:t xml:space="preserve">▪ F&amp;B 브랜드 캠페인 집행  (2020-03~2021-01)</w:t>
+      </w:r>
+    </w:p>
+    <w:p>
+      <w:pPr>
+        <w:spacing w:after="20"/>
+        <w:ind w:left="560"/>
+      </w:pPr>
+      <w:r>
+        <w:rPr>
+          <w:rFonts w:ascii="맑은 고딕" w:cs="맑은 고딕" w:eastAsia="맑은 고딕" w:hAnsi="맑은 고딕"/>
+          <w:sz w:val="20"/>
+          <w:szCs w:val="20"/>
+        </w:rPr>
+        <w:t xml:space="preserve">담당  </w:t>
+      </w:r>
+      <w:r>
+        <w:rPr>
+          <w:rFonts w:ascii="맑은 고딕" w:cs="맑은 고딕" w:eastAsia="맑은 고딕" w:hAnsi="맑은 고딕"/>
+          <w:b/>
+          <w:bCs/>
+          <w:color w:val="B03A2E"/>
+          <w:sz w:val="20"/>
+          <w:szCs w:val="20"/>
+        </w:rPr>
+        <w:t xml:space="preserve">〔담당 역할 미기재〕</w:t>
+      </w:r>
+    </w:p>
+    <w:p>
+      <w:pPr>
+        <w:spacing w:after="20"/>
+        <w:ind w:left="560"/>
+      </w:pPr>
+      <w:r>
+        <w:rPr>
+          <w:rFonts w:ascii="맑은 고딕" w:cs="맑은 고딕" w:eastAsia="맑은 고딕" w:hAnsi="맑은 고딕"/>
+          <w:sz w:val="20"/>
+          <w:szCs w:val="20"/>
+        </w:rPr>
+        <w:t xml:space="preserve">성과  </w:t>
+      </w:r>
+      <w:r>
+        <w:rPr>
+          <w:rFonts w:ascii="맑은 고딕" w:cs="맑은 고딕" w:eastAsia="맑은 고딕" w:hAnsi="맑은 고딕"/>
+          <w:b/>
+          <w:bCs/>
+          <w:color w:val="B03A2E"/>
+          <w:sz w:val="20"/>
+          <w:szCs w:val="20"/>
+        </w:rPr>
+        <w:t xml:space="preserve">〔정량 성과 미기재〕</w:t>
       </w:r>
     </w:p>
     <w:p>
@@ -295,7 +640,48 @@
           <w:sz w:val="20"/>
           <w:szCs w:val="20"/>
         </w:rPr>
-        <w:t xml:space="preserve">결과  전사 확대 적용</w:t>
+        <w:t xml:space="preserve">결과  목표 지표 달성 후 정식 배포</w:t>
+      </w:r>
+    </w:p>
+    <w:p>
+      <w:pPr>
+        <w:spacing w:after="40" w:before="100"/>
+      </w:pPr>
+      <w:r>
+        <w:rPr>
+          <w:rFonts w:ascii="맑은 고딕" w:cs="맑은 고딕" w:eastAsia="맑은 고딕" w:hAnsi="맑은 고딕"/>
+          <w:color w:val="666666"/>
+          <w:sz w:val="20"/>
+          <w:szCs w:val="20"/>
+        </w:rPr>
+        <w:t xml:space="preserve">2022-07 ~ 2023-11   </w:t>
+      </w:r>
+      <w:r>
+        <w:rPr>
+          <w:rFonts w:ascii="맑은 고딕" w:cs="맑은 고딕" w:eastAsia="맑은 고딕" w:hAnsi="맑은 고딕"/>
+          <w:b/>
+          <w:bCs/>
+          <w:sz w:val="20"/>
+          <w:szCs w:val="20"/>
+        </w:rPr>
+        <w:t xml:space="preserve">하람테크 주식회사</w:t>
+      </w:r>
+      <w:r>
+        <w:rPr>
+          <w:rFonts w:ascii="맑은 고딕" w:cs="맑은 고딕" w:eastAsia="맑은 고딕" w:hAnsi="맑은 고딕"/>
+          <w:color w:val="666666"/>
+          <w:sz w:val="20"/>
+          <w:szCs w:val="20"/>
+        </w:rPr>
+        <w:t xml:space="preserve">  (스타트업)</w:t>
+      </w:r>
+      <w:r>
+        <w:rPr>
+          <w:rFonts w:ascii="맑은 고딕" w:cs="맑은 고딕" w:eastAsia="맑은 고딕" w:hAnsi="맑은 고딕"/>
+          <w:sz w:val="20"/>
+          <w:szCs w:val="20"/>
+        </w:rPr>
+        <w:t xml:space="preserve">  브랜드 마케터 사원</w:t>
       </w:r>
     </w:p>
     <w:p>
@@ -309,7 +695,7 @@
           <w:sz w:val="20"/>
           <w:szCs w:val="20"/>
         </w:rPr>
-        <w:t xml:space="preserve">▪ 뷰티 제휴 마케팅 확대  (2017-05~2017-09)</w:t>
+        <w:t xml:space="preserve">▪ F&amp;B 제휴 마케팅 확대  (2022-11~2023-05)</w:t>
       </w:r>
     </w:p>
     <w:p>
@@ -339,7 +725,7 @@
           <w:sz w:val="20"/>
           <w:szCs w:val="20"/>
         </w:rPr>
-        <w:t xml:space="preserve">성과  광고 수익률(ROAS) 174%p 개선</w:t>
+        <w:t xml:space="preserve">성과  광고 수익률(ROAS) 245%p 개선, 재방문율 10%p 개선</w:t>
       </w:r>
     </w:p>
     <w:p>
@@ -369,6 +755,50 @@
     </w:p>
     <w:p>
       <w:pPr>
+        <w:spacing w:after="40" w:before="100"/>
+      </w:pPr>
+      <w:r>
+        <w:rPr>
+          <w:rFonts w:ascii="맑은 고딕" w:cs="맑은 고딕" w:eastAsia="맑은 고딕" w:hAnsi="맑은 고딕"/>
+          <w:color w:val="666666"/>
+          <w:sz w:val="20"/>
+          <w:szCs w:val="20"/>
+        </w:rPr>
+        <w:t xml:space="preserve">2024년 ~ 2026년   </w:t>
+      </w:r>
+      <w:r>
+        <w:rPr>
+          <w:rFonts w:ascii="맑은 고딕" w:cs="맑은 고딕" w:eastAsia="맑은 고딕" w:hAnsi="맑은 고딕"/>
+          <w:b/>
+          <w:bCs/>
+          <w:sz w:val="20"/>
+          <w:szCs w:val="20"/>
+        </w:rPr>
+        <w:t xml:space="preserve">브릿지시스템즈 주식회사</w:t>
+      </w:r>
+      <w:r>
+        <w:rPr>
+          <w:rFonts w:ascii="맑은 고딕" w:cs="맑은 고딕" w:eastAsia="맑은 고딕" w:hAnsi="맑은 고딕"/>
+          <w:color w:val="666666"/>
+          <w:sz w:val="20"/>
+          <w:szCs w:val="20"/>
+        </w:rPr>
+        <w:t xml:space="preserve">  (스타트업)</w:t>
+      </w:r>
+      <w:r>
+        <w:rPr>
+          <w:rFonts w:ascii="맑은 고딕" w:cs="맑은 고딕" w:eastAsia="맑은 고딕" w:hAnsi="맑은 고딕"/>
+          <w:b/>
+          <w:bCs/>
+          <w:color w:val="B03A2E"/>
+          <w:sz w:val="20"/>
+          <w:szCs w:val="20"/>
+        </w:rPr>
+        <w:t xml:space="preserve">〔직무 미기재〕</w:t>
+      </w:r>
+    </w:p>
+    <w:p>
+      <w:pPr>
         <w:spacing w:after="30" w:before="0"/>
         <w:ind w:left="280"/>
       </w:pPr>
@@ -378,7 +808,7 @@
           <w:sz w:val="20"/>
           <w:szCs w:val="20"/>
         </w:rPr>
-        <w:t xml:space="preserve">▪ 이커머스 신규 고객 유입 캠페인  (2015-12~2016-09)</w:t>
+        <w:t xml:space="preserve">▪ 여행 제휴 마케팅 확대  (2026-05~2026-08)</w:t>
       </w:r>
     </w:p>
     <w:p>
@@ -393,7 +823,7 @@
           <w:sz w:val="20"/>
           <w:szCs w:val="20"/>
         </w:rPr>
-        <w:t xml:space="preserve">담당  소재 기획</w:t>
+        <w:t xml:space="preserve">담당  제휴 성과 관리</w:t>
       </w:r>
     </w:p>
     <w:p>
@@ -408,7 +838,7 @@
           <w:sz w:val="20"/>
           <w:szCs w:val="20"/>
         </w:rPr>
-        <w:t xml:space="preserve">성과  신규 가입자 수 26% 개선, 광고 수익률(ROAS) 193%p 개선</w:t>
+        <w:t xml:space="preserve">성과  신규 가입자 수 17% 개선</w:t>
       </w:r>
     </w:p>
     <w:p>
@@ -428,47 +858,6 @@
     </w:p>
     <w:p>
       <w:pPr>
-        <w:spacing w:after="40" w:before="100"/>
-      </w:pPr>
-      <w:r>
-        <w:rPr>
-          <w:rFonts w:ascii="맑은 고딕" w:cs="맑은 고딕" w:eastAsia="맑은 고딕" w:hAnsi="맑은 고딕"/>
-          <w:color w:val="666666"/>
-          <w:sz w:val="20"/>
-          <w:szCs w:val="20"/>
-        </w:rPr>
-        <w:t xml:space="preserve">2017-11 ~ 2019-11   </w:t>
-      </w:r>
-      <w:r>
-        <w:rPr>
-          <w:rFonts w:ascii="맑은 고딕" w:cs="맑은 고딕" w:eastAsia="맑은 고딕" w:hAnsi="맑은 고딕"/>
-          <w:b/>
-          <w:bCs/>
-          <w:sz w:val="20"/>
-          <w:szCs w:val="20"/>
-        </w:rPr>
-        <w:t xml:space="preserve">하람웍스㈜</w:t>
-      </w:r>
-      <w:r>
-        <w:rPr>
-          <w:rFonts w:ascii="맑은 고딕" w:cs="맑은 고딕" w:eastAsia="맑은 고딕" w:hAnsi="맑은 고딕"/>
-          <w:color w:val="666666"/>
-          <w:sz w:val="20"/>
-          <w:szCs w:val="20"/>
-        </w:rPr>
-        <w:t xml:space="preserve">  (중소기업)</w:t>
-      </w:r>
-      <w:r>
-        <w:rPr>
-          <w:rFonts w:ascii="맑은 고딕" w:cs="맑은 고딕" w:eastAsia="맑은 고딕" w:hAnsi="맑은 고딕"/>
-          <w:sz w:val="20"/>
-          <w:szCs w:val="20"/>
-        </w:rPr>
-        <w:t xml:space="preserve">  퍼포먼스 마케터 대리</w:t>
-      </w:r>
-    </w:p>
-    <w:p>
-      <w:pPr>
         <w:spacing w:after="30" w:before="0"/>
         <w:ind w:left="280"/>
       </w:pPr>
@@ -478,7 +867,7 @@
           <w:sz w:val="20"/>
           <w:szCs w:val="20"/>
         </w:rPr>
-        <w:t xml:space="preserve">▪ SEO 개선 프로젝트  (2019-04~2019-07)</w:t>
+        <w:t xml:space="preserve">▪ 구독 제휴 마케팅 확대  (2026-03~2026-08)</w:t>
       </w:r>
     </w:p>
     <w:p>
@@ -533,185 +922,6 @@
     </w:p>
     <w:p>
       <w:pPr>
-        <w:spacing w:after="60" w:before="0"/>
-        <w:ind w:left="560"/>
-      </w:pPr>
-      <w:r>
-        <w:rPr>
-          <w:rFonts w:ascii="맑은 고딕" w:cs="맑은 고딕" w:eastAsia="맑은 고딕" w:hAnsi="맑은 고딕"/>
-          <w:color w:val="333333"/>
-          <w:sz w:val="20"/>
-          <w:szCs w:val="20"/>
-        </w:rPr>
-        <w:t xml:space="preserve">결과  사내 표준 프로세스로 채택</w:t>
-      </w:r>
-    </w:p>
-    <w:p>
-      <w:pPr>
-        <w:spacing w:after="30" w:before="0"/>
-        <w:ind w:left="280"/>
-      </w:pPr>
-      <w:r>
-        <w:rPr>
-          <w:rFonts w:ascii="맑은 고딕" w:cs="맑은 고딕" w:eastAsia="맑은 고딕" w:hAnsi="맑은 고딕"/>
-          <w:sz w:val="20"/>
-          <w:szCs w:val="20"/>
-        </w:rPr>
-        <w:t xml:space="preserve">▪ 이커머스 신규 고객 유입 캠페인  (2019-04~2019-11)</w:t>
-      </w:r>
-    </w:p>
-    <w:p>
-      <w:pPr>
-        <w:spacing w:after="20" w:before="0"/>
-        <w:ind w:left="560"/>
-      </w:pPr>
-      <w:r>
-        <w:rPr>
-          <w:rFonts w:ascii="맑은 고딕" w:cs="맑은 고딕" w:eastAsia="맑은 고딕" w:hAnsi="맑은 고딕"/>
-          <w:color w:val="333333"/>
-          <w:sz w:val="20"/>
-          <w:szCs w:val="20"/>
-        </w:rPr>
-        <w:t xml:space="preserve">담당  소재 기획</w:t>
-      </w:r>
-    </w:p>
-    <w:p>
-      <w:pPr>
-        <w:spacing w:after="20" w:before="0"/>
-        <w:ind w:left="560"/>
-      </w:pPr>
-      <w:r>
-        <w:rPr>
-          <w:rFonts w:ascii="맑은 고딕" w:cs="맑은 고딕" w:eastAsia="맑은 고딕" w:hAnsi="맑은 고딕"/>
-          <w:color w:val="1E7A4C"/>
-          <w:sz w:val="20"/>
-          <w:szCs w:val="20"/>
-        </w:rPr>
-        <w:t xml:space="preserve">성과  자연 유입 트래픽 129% 개선</w:t>
-      </w:r>
-    </w:p>
-    <w:p>
-      <w:pPr>
-        <w:spacing w:after="60" w:before="0"/>
-        <w:ind w:left="560"/>
-      </w:pPr>
-      <w:r>
-        <w:rPr>
-          <w:rFonts w:ascii="맑은 고딕" w:cs="맑은 고딕" w:eastAsia="맑은 고딕" w:hAnsi="맑은 고딕"/>
-          <w:color w:val="333333"/>
-          <w:sz w:val="20"/>
-          <w:szCs w:val="20"/>
-        </w:rPr>
-        <w:t xml:space="preserve">결과  전사 확대 적용</w:t>
-      </w:r>
-    </w:p>
-    <w:p>
-      <w:pPr>
-        <w:spacing w:after="40" w:before="100"/>
-      </w:pPr>
-      <w:r>
-        <w:rPr>
-          <w:rFonts w:ascii="맑은 고딕" w:cs="맑은 고딕" w:eastAsia="맑은 고딕" w:hAnsi="맑은 고딕"/>
-          <w:color w:val="666666"/>
-          <w:sz w:val="20"/>
-          <w:szCs w:val="20"/>
-        </w:rPr>
-        <w:t xml:space="preserve">2019-12 ~ 2022-04   </w:t>
-      </w:r>
-      <w:r>
-        <w:rPr>
-          <w:rFonts w:ascii="맑은 고딕" w:cs="맑은 고딕" w:eastAsia="맑은 고딕" w:hAnsi="맑은 고딕"/>
-          <w:b/>
-          <w:bCs/>
-          <w:sz w:val="20"/>
-          <w:szCs w:val="20"/>
-        </w:rPr>
-        <w:t xml:space="preserve">넥스솔루션 주식회사</w:t>
-      </w:r>
-      <w:r>
-        <w:rPr>
-          <w:rFonts w:ascii="맑은 고딕" w:cs="맑은 고딕" w:eastAsia="맑은 고딕" w:hAnsi="맑은 고딕"/>
-          <w:color w:val="666666"/>
-          <w:sz w:val="20"/>
-          <w:szCs w:val="20"/>
-        </w:rPr>
-        <w:t xml:space="preserve">  (중견기업)</w:t>
-      </w:r>
-      <w:r>
-        <w:rPr>
-          <w:rFonts w:ascii="맑은 고딕" w:cs="맑은 고딕" w:eastAsia="맑은 고딕" w:hAnsi="맑은 고딕"/>
-          <w:sz w:val="20"/>
-          <w:szCs w:val="20"/>
-        </w:rPr>
-        <w:t xml:space="preserve">  브랜드 마케터 과장</w:t>
-      </w:r>
-    </w:p>
-    <w:p>
-      <w:pPr>
-        <w:spacing w:after="30" w:before="0"/>
-        <w:ind w:left="280"/>
-      </w:pPr>
-      <w:r>
-        <w:rPr>
-          <w:rFonts w:ascii="맑은 고딕" w:cs="맑은 고딕" w:eastAsia="맑은 고딕" w:hAnsi="맑은 고딕"/>
-          <w:sz w:val="20"/>
-          <w:szCs w:val="20"/>
-        </w:rPr>
-        <w:t xml:space="preserve">▪ 뷰티 제휴 마케팅 확대  (2021-12~2022-04)</w:t>
-      </w:r>
-    </w:p>
-    <w:p>
-      <w:pPr>
-        <w:spacing w:after="20"/>
-        <w:ind w:left="560"/>
-      </w:pPr>
-      <w:r>
-        <w:rPr>
-          <w:rFonts w:ascii="맑은 고딕" w:cs="맑은 고딕" w:eastAsia="맑은 고딕" w:hAnsi="맑은 고딕"/>
-          <w:sz w:val="20"/>
-          <w:szCs w:val="20"/>
-        </w:rPr>
-        <w:t xml:space="preserve">담당  </w:t>
-      </w:r>
-      <w:r>
-        <w:rPr>
-          <w:rFonts w:ascii="맑은 고딕" w:cs="맑은 고딕" w:eastAsia="맑은 고딕" w:hAnsi="맑은 고딕"/>
-          <w:b/>
-          <w:bCs/>
-          <w:color w:val="B03A2E"/>
-          <w:sz w:val="20"/>
-          <w:szCs w:val="20"/>
-        </w:rPr>
-        <w:t xml:space="preserve">〔담당 역할 미기재〕</w:t>
-      </w:r>
-    </w:p>
-    <w:p>
-      <w:pPr>
-        <w:spacing w:after="20"/>
-        <w:ind w:left="560"/>
-      </w:pPr>
-      <w:r>
-        <w:rPr>
-          <w:rFonts w:ascii="맑은 고딕" w:cs="맑은 고딕" w:eastAsia="맑은 고딕" w:hAnsi="맑은 고딕"/>
-          <w:sz w:val="20"/>
-          <w:szCs w:val="20"/>
-        </w:rPr>
-        <w:t xml:space="preserve">성과  </w:t>
-      </w:r>
-      <w:r>
-        <w:rPr>
-          <w:rFonts w:ascii="맑은 고딕" w:cs="맑은 고딕" w:eastAsia="맑은 고딕" w:hAnsi="맑은 고딕"/>
-          <w:b/>
-          <w:bCs/>
-          <w:color w:val="B03A2E"/>
-          <w:sz w:val="20"/>
-          <w:szCs w:val="20"/>
-        </w:rPr>
-        <w:t xml:space="preserve">〔정량 성과 미기재〕</w:t>
-      </w:r>
-    </w:p>
-    <w:p>
-      <w:pPr>
         <w:spacing w:after="60"/>
         <w:ind w:left="560"/>
       </w:pPr>
@@ -733,315 +943,6 @@
           <w:szCs w:val="20"/>
         </w:rPr>
         <w:t xml:space="preserve">〔수행 결과 미기재〕</w:t>
-      </w:r>
-    </w:p>
-    <w:p>
-      <w:pPr>
-        <w:spacing w:after="40" w:before="100"/>
-      </w:pPr>
-      <w:r>
-        <w:rPr>
-          <w:rFonts w:ascii="맑은 고딕" w:cs="맑은 고딕" w:eastAsia="맑은 고딕" w:hAnsi="맑은 고딕"/>
-          <w:color w:val="666666"/>
-          <w:sz w:val="20"/>
-          <w:szCs w:val="20"/>
-        </w:rPr>
-        <w:t xml:space="preserve">2022-05 ~ 2022-12   </w:t>
-      </w:r>
-      <w:r>
-        <w:rPr>
-          <w:rFonts w:ascii="맑은 고딕" w:cs="맑은 고딕" w:eastAsia="맑은 고딕" w:hAnsi="맑은 고딕"/>
-          <w:b/>
-          <w:bCs/>
-          <w:sz w:val="20"/>
-          <w:szCs w:val="20"/>
-        </w:rPr>
-        <w:t xml:space="preserve">코어커머스</w:t>
-      </w:r>
-      <w:r>
-        <w:rPr>
-          <w:rFonts w:ascii="맑은 고딕" w:cs="맑은 고딕" w:eastAsia="맑은 고딕" w:hAnsi="맑은 고딕"/>
-          <w:color w:val="666666"/>
-          <w:sz w:val="20"/>
-          <w:szCs w:val="20"/>
-        </w:rPr>
-        <w:t xml:space="preserve">  (중소기업)</w:t>
-      </w:r>
-      <w:r>
-        <w:rPr>
-          <w:rFonts w:ascii="맑은 고딕" w:cs="맑은 고딕" w:eastAsia="맑은 고딕" w:hAnsi="맑은 고딕"/>
-          <w:b/>
-          <w:bCs/>
-          <w:color w:val="B03A2E"/>
-          <w:sz w:val="20"/>
-          <w:szCs w:val="20"/>
-        </w:rPr>
-        <w:t xml:space="preserve">〔직무 미기재〕</w:t>
-      </w:r>
-    </w:p>
-    <w:p>
-      <w:pPr>
-        <w:spacing w:after="30" w:before="0"/>
-        <w:ind w:left="280"/>
-      </w:pPr>
-      <w:r>
-        <w:rPr>
-          <w:rFonts w:ascii="맑은 고딕" w:cs="맑은 고딕" w:eastAsia="맑은 고딕" w:hAnsi="맑은 고딕"/>
-          <w:sz w:val="20"/>
-          <w:szCs w:val="20"/>
-        </w:rPr>
-        <w:t xml:space="preserve">▪ SEO 개선 프로젝트  (2022-06~2022-12)</w:t>
-      </w:r>
-    </w:p>
-    <w:p>
-      <w:pPr>
-        <w:spacing w:after="20" w:before="0"/>
-        <w:ind w:left="560"/>
-      </w:pPr>
-      <w:r>
-        <w:rPr>
-          <w:rFonts w:ascii="맑은 고딕" w:cs="맑은 고딕" w:eastAsia="맑은 고딕" w:hAnsi="맑은 고딕"/>
-          <w:color w:val="333333"/>
-          <w:sz w:val="20"/>
-          <w:szCs w:val="20"/>
-        </w:rPr>
-        <w:t xml:space="preserve">담당  콘텐츠 구조 개선</w:t>
-      </w:r>
-    </w:p>
-    <w:p>
-      <w:pPr>
-        <w:spacing w:after="20" w:before="0"/>
-        <w:ind w:left="560"/>
-      </w:pPr>
-      <w:r>
-        <w:rPr>
-          <w:rFonts w:ascii="맑은 고딕" w:cs="맑은 고딕" w:eastAsia="맑은 고딕" w:hAnsi="맑은 고딕"/>
-          <w:color w:val="1E7A4C"/>
-          <w:sz w:val="20"/>
-          <w:szCs w:val="20"/>
-        </w:rPr>
-        <w:t xml:space="preserve">성과  신규 가입자 수 65% 개선</w:t>
-      </w:r>
-    </w:p>
-    <w:p>
-      <w:pPr>
-        <w:spacing w:after="60" w:before="0"/>
-        <w:ind w:left="560"/>
-      </w:pPr>
-      <w:r>
-        <w:rPr>
-          <w:rFonts w:ascii="맑은 고딕" w:cs="맑은 고딕" w:eastAsia="맑은 고딕" w:hAnsi="맑은 고딕"/>
-          <w:color w:val="333333"/>
-          <w:sz w:val="20"/>
-          <w:szCs w:val="20"/>
-        </w:rPr>
-        <w:t xml:space="preserve">결과  사내 표준 프로세스로 채택</w:t>
-      </w:r>
-    </w:p>
-    <w:p>
-      <w:pPr>
-        <w:spacing w:after="40" w:before="100"/>
-      </w:pPr>
-      <w:r>
-        <w:rPr>
-          <w:rFonts w:ascii="맑은 고딕" w:cs="맑은 고딕" w:eastAsia="맑은 고딕" w:hAnsi="맑은 고딕"/>
-          <w:color w:val="666666"/>
-          <w:sz w:val="20"/>
-          <w:szCs w:val="20"/>
-        </w:rPr>
-        <w:t xml:space="preserve">2023-01 ~ 2023-10   </w:t>
-      </w:r>
-      <w:r>
-        <w:rPr>
-          <w:rFonts w:ascii="맑은 고딕" w:cs="맑은 고딕" w:eastAsia="맑은 고딕" w:hAnsi="맑은 고딕"/>
-          <w:b/>
-          <w:bCs/>
-          <w:sz w:val="20"/>
-          <w:szCs w:val="20"/>
-        </w:rPr>
-        <w:t xml:space="preserve">㈜밸런커머스</w:t>
-      </w:r>
-      <w:r>
-        <w:rPr>
-          <w:rFonts w:ascii="맑은 고딕" w:cs="맑은 고딕" w:eastAsia="맑은 고딕" w:hAnsi="맑은 고딕"/>
-          <w:color w:val="666666"/>
-          <w:sz w:val="20"/>
-          <w:szCs w:val="20"/>
-        </w:rPr>
-        <w:t xml:space="preserve">  (중소기업)</w:t>
-      </w:r>
-      <w:r>
-        <w:rPr>
-          <w:rFonts w:ascii="맑은 고딕" w:cs="맑은 고딕" w:eastAsia="맑은 고딕" w:hAnsi="맑은 고딕"/>
-          <w:b/>
-          <w:bCs/>
-          <w:color w:val="B03A2E"/>
-          <w:sz w:val="20"/>
-          <w:szCs w:val="20"/>
-        </w:rPr>
-        <w:t xml:space="preserve">〔직무 미기재〕</w:t>
-      </w:r>
-    </w:p>
-    <w:p>
-      <w:pPr>
-        <w:spacing w:after="30" w:before="0"/>
-        <w:ind w:left="280"/>
-      </w:pPr>
-      <w:r>
-        <w:rPr>
-          <w:rFonts w:ascii="맑은 고딕" w:cs="맑은 고딕" w:eastAsia="맑은 고딕" w:hAnsi="맑은 고딕"/>
-          <w:sz w:val="20"/>
-          <w:szCs w:val="20"/>
-        </w:rPr>
-        <w:t xml:space="preserve">▪ 게임 브랜드 캠페인 집행  (2023-06~2023-10)</w:t>
-      </w:r>
-    </w:p>
-    <w:p>
-      <w:pPr>
-        <w:spacing w:after="20" w:before="0"/>
-        <w:ind w:left="560"/>
-      </w:pPr>
-      <w:r>
-        <w:rPr>
-          <w:rFonts w:ascii="맑은 고딕" w:cs="맑은 고딕" w:eastAsia="맑은 고딕" w:hAnsi="맑은 고딕"/>
-          <w:color w:val="333333"/>
-          <w:sz w:val="20"/>
-          <w:szCs w:val="20"/>
-        </w:rPr>
-        <w:t xml:space="preserve">담당  캠페인 기획</w:t>
-      </w:r>
-    </w:p>
-    <w:p>
-      <w:pPr>
-        <w:spacing w:after="20" w:before="0"/>
-        <w:ind w:left="560"/>
-      </w:pPr>
-      <w:r>
-        <w:rPr>
-          <w:rFonts w:ascii="맑은 고딕" w:cs="맑은 고딕" w:eastAsia="맑은 고딕" w:hAnsi="맑은 고딕"/>
-          <w:color w:val="1E7A4C"/>
-          <w:sz w:val="20"/>
-          <w:szCs w:val="20"/>
-        </w:rPr>
-        <w:t xml:space="preserve">성과  재방문율 10%p 개선, 이메일 오픈율 10%p 개선</w:t>
-      </w:r>
-    </w:p>
-    <w:p>
-      <w:pPr>
-        <w:spacing w:after="60" w:before="0"/>
-        <w:ind w:left="560"/>
-      </w:pPr>
-      <w:r>
-        <w:rPr>
-          <w:rFonts w:ascii="맑은 고딕" w:cs="맑은 고딕" w:eastAsia="맑은 고딕" w:hAnsi="맑은 고딕"/>
-          <w:color w:val="333333"/>
-          <w:sz w:val="20"/>
-          <w:szCs w:val="20"/>
-        </w:rPr>
-        <w:t xml:space="preserve">결과  고객사 최종 검수 통과</w:t>
-      </w:r>
-    </w:p>
-    <w:p>
-      <w:pPr>
-        <w:spacing w:after="40" w:before="100"/>
-      </w:pPr>
-      <w:r>
-        <w:rPr>
-          <w:rFonts w:ascii="맑은 고딕" w:cs="맑은 고딕" w:eastAsia="맑은 고딕" w:hAnsi="맑은 고딕"/>
-          <w:color w:val="666666"/>
-          <w:sz w:val="20"/>
-          <w:szCs w:val="20"/>
-        </w:rPr>
-        <w:t xml:space="preserve">2024-04 ~ 2026-08   </w:t>
-      </w:r>
-      <w:r>
-        <w:rPr>
-          <w:rFonts w:ascii="맑은 고딕" w:cs="맑은 고딕" w:eastAsia="맑은 고딕" w:hAnsi="맑은 고딕"/>
-          <w:b/>
-          <w:bCs/>
-          <w:sz w:val="20"/>
-          <w:szCs w:val="20"/>
-        </w:rPr>
-        <w:t xml:space="preserve">밸런테크</w:t>
-      </w:r>
-      <w:r>
-        <w:rPr>
-          <w:rFonts w:ascii="맑은 고딕" w:cs="맑은 고딕" w:eastAsia="맑은 고딕" w:hAnsi="맑은 고딕"/>
-          <w:color w:val="666666"/>
-          <w:sz w:val="20"/>
-          <w:szCs w:val="20"/>
-        </w:rPr>
-        <w:t xml:space="preserve">  (중소기업)</w:t>
-      </w:r>
-      <w:r>
-        <w:rPr>
-          <w:rFonts w:ascii="맑은 고딕" w:cs="맑은 고딕" w:eastAsia="맑은 고딕" w:hAnsi="맑은 고딕"/>
-          <w:b/>
-          <w:bCs/>
-          <w:color w:val="B03A2E"/>
-          <w:sz w:val="20"/>
-          <w:szCs w:val="20"/>
-        </w:rPr>
-        <w:t xml:space="preserve">〔직무 미기재〕</w:t>
-      </w:r>
-    </w:p>
-    <w:p>
-      <w:pPr>
-        <w:spacing w:after="30" w:before="0"/>
-        <w:ind w:left="280"/>
-      </w:pPr>
-      <w:r>
-        <w:rPr>
-          <w:rFonts w:ascii="맑은 고딕" w:cs="맑은 고딕" w:eastAsia="맑은 고딕" w:hAnsi="맑은 고딕"/>
-          <w:sz w:val="20"/>
-          <w:szCs w:val="20"/>
-        </w:rPr>
-        <w:t xml:space="preserve">▪ SEO 개선 프로젝트  (2025-10~2026-03)</w:t>
-      </w:r>
-    </w:p>
-    <w:p>
-      <w:pPr>
-        <w:spacing w:after="20" w:before="0"/>
-        <w:ind w:left="560"/>
-      </w:pPr>
-      <w:r>
-        <w:rPr>
-          <w:rFonts w:ascii="맑은 고딕" w:cs="맑은 고딕" w:eastAsia="맑은 고딕" w:hAnsi="맑은 고딕"/>
-          <w:color w:val="333333"/>
-          <w:sz w:val="20"/>
-          <w:szCs w:val="20"/>
-        </w:rPr>
-        <w:t xml:space="preserve">담당  키워드 리서치</w:t>
-      </w:r>
-    </w:p>
-    <w:p>
-      <w:pPr>
-        <w:spacing w:after="20" w:before="0"/>
-        <w:ind w:left="560"/>
-      </w:pPr>
-      <w:r>
-        <w:rPr>
-          <w:rFonts w:ascii="맑은 고딕" w:cs="맑은 고딕" w:eastAsia="맑은 고딕" w:hAnsi="맑은 고딕"/>
-          <w:color w:val="1E7A4C"/>
-          <w:sz w:val="20"/>
-          <w:szCs w:val="20"/>
-        </w:rPr>
-        <w:t xml:space="preserve">성과  광고 수익률(ROAS) 110%p 개선, 신규 가입자 수 78% 개선</w:t>
-      </w:r>
-    </w:p>
-    <w:p>
-      <w:pPr>
-        <w:spacing w:after="60" w:before="0"/>
-        <w:ind w:left="560"/>
-      </w:pPr>
-      <w:r>
-        <w:rPr>
-          <w:rFonts w:ascii="맑은 고딕" w:cs="맑은 고딕" w:eastAsia="맑은 고딕" w:hAnsi="맑은 고딕"/>
-          <w:color w:val="333333"/>
-          <w:sz w:val="20"/>
-          <w:szCs w:val="20"/>
-        </w:rPr>
-        <w:t xml:space="preserve">결과  정상 오픈 및 운영 이관 완료</w:t>
       </w:r>
     </w:p>
     <w:p>
@@ -1074,17 +975,17 @@
           <w:sz w:val="20"/>
           <w:szCs w:val="20"/>
         </w:rPr>
-        <w:t xml:space="preserve">2012-10 ~ 2013-08   </w:t>
-      </w:r>
-      <w:r>
-        <w:rPr>
-          <w:rFonts w:ascii="맑은 고딕" w:cs="맑은 고딕" w:eastAsia="맑은 고딕" w:hAnsi="맑은 고딕"/>
-          <w:b/>
-          <w:bCs/>
-          <w:sz w:val="20"/>
-          <w:szCs w:val="20"/>
-        </w:rPr>
-        <w:t xml:space="preserve">[학생자치] 미디어커뮤니케이션학과 학생회</w:t>
+        <w:t xml:space="preserve">2013-10 ~ 2015-10   </w:t>
+      </w:r>
+      <w:r>
+        <w:rPr>
+          <w:rFonts w:ascii="맑은 고딕" w:cs="맑은 고딕" w:eastAsia="맑은 고딕" w:hAnsi="맑은 고딕"/>
+          <w:b/>
+          <w:bCs/>
+          <w:sz w:val="20"/>
+          <w:szCs w:val="20"/>
+        </w:rPr>
+        <w:t xml:space="preserve">[동아리] 연합 데이터 분석 동아리</w:t>
       </w:r>
       <w:r>
         <w:rPr>
@@ -1152,7 +1053,7 @@
           <w:sz w:val="20"/>
           <w:szCs w:val="20"/>
         </w:rPr>
-        <w:t xml:space="preserve">어학   JLPT 2급, HSK 3급</w:t>
+        <w:t xml:space="preserve">어학   TOEIC 702, TOEFL 105</w:t>
       </w:r>
     </w:p>
     <w:p>
@@ -1165,7 +1066,7 @@
           <w:sz w:val="20"/>
           <w:szCs w:val="20"/>
         </w:rPr>
-        <w:t xml:space="preserve">기술   Appsflyer, Excel, Looker Studio, Braze, Meta Ads, GA4, Google Ads</w:t>
+        <w:t xml:space="preserve">기술   Braze, Excel, Google Ads, SQL, Appsflyer, Meta Ads, Notion, Looker Studio, GA4</w:t>
       </w:r>
     </w:p>
     <w:p>
@@ -1178,7 +1079,7 @@
           <w:sz w:val="20"/>
           <w:szCs w:val="20"/>
         </w:rPr>
-        <w:t xml:space="preserve">자격   사회조사분석사 2급, 검색광고마케터 1급, 컴퓨터활용능력 1급</w:t>
+        <w:t xml:space="preserve">자격   컴퓨터활용능력 1급, GAIQ, 사회조사분석사 2급</w:t>
       </w:r>
     </w:p>
     <w:p>
@@ -1210,7 +1111,7 @@
           <w:sz w:val="18"/>
           <w:szCs w:val="18"/>
         </w:rPr>
-        <w:t xml:space="preserve">총 9건의 이력 결측치가 탐색되었습니다.</w:t>
+        <w:t xml:space="preserve">총 15건의 이력 결측치가 탐색되었습니다.</w:t>
       </w:r>
     </w:p>
     <w:tbl>
@@ -1371,7 +1272,7 @@
                 <w:sz w:val="18"/>
                 <w:szCs w:val="18"/>
               </w:rPr>
-              <w:t xml:space="preserve">C5 → C6</w:t>
+              <w:t xml:space="preserve">C1 → C2</w:t>
             </w:r>
           </w:p>
         </w:tc>
@@ -1427,7 +1328,7 @@
                 <w:sz w:val="18"/>
                 <w:szCs w:val="18"/>
               </w:rPr>
-              <w:t xml:space="preserve">직무 정보 누락</w:t>
+              <w:t xml:space="preserve">기간적 공백기</w:t>
             </w:r>
           </w:p>
         </w:tc>
@@ -1445,7 +1346,7 @@
                 <w:sz w:val="18"/>
                 <w:szCs w:val="18"/>
               </w:rPr>
-              <w:t xml:space="preserve">C4</w:t>
+              <w:t xml:space="preserve">C3 → C4</w:t>
             </w:r>
           </w:p>
         </w:tc>
@@ -1501,7 +1402,7 @@
                 <w:sz w:val="18"/>
                 <w:szCs w:val="18"/>
               </w:rPr>
-              <w:t xml:space="preserve">직무 정보 누락</w:t>
+              <w:t xml:space="preserve">기간적 공백기</w:t>
             </w:r>
           </w:p>
         </w:tc>
@@ -1519,7 +1420,7 @@
                 <w:sz w:val="18"/>
                 <w:szCs w:val="18"/>
               </w:rPr>
-              <w:t xml:space="preserve">C5</w:t>
+              <w:t xml:space="preserve">C4 → C5</w:t>
             </w:r>
           </w:p>
         </w:tc>
@@ -1593,7 +1494,7 @@
                 <w:sz w:val="18"/>
                 <w:szCs w:val="18"/>
               </w:rPr>
-              <w:t xml:space="preserve">C6</w:t>
+              <w:t xml:space="preserve">C1</w:t>
             </w:r>
           </w:p>
         </w:tc>
@@ -1649,7 +1550,7 @@
                 <w:sz w:val="18"/>
                 <w:szCs w:val="18"/>
               </w:rPr>
-              <w:t xml:space="preserve">성과 누락</w:t>
+              <w:t xml:space="preserve">직무 정보 누락</w:t>
             </w:r>
           </w:p>
         </w:tc>
@@ -1667,7 +1568,7 @@
                 <w:sz w:val="18"/>
                 <w:szCs w:val="18"/>
               </w:rPr>
-              <w:t xml:space="preserve">C1 / C1-P2</w:t>
+              <w:t xml:space="preserve">C2</w:t>
             </w:r>
           </w:p>
         </w:tc>
@@ -1685,7 +1586,7 @@
                 <w:sz w:val="18"/>
                 <w:szCs w:val="18"/>
               </w:rPr>
-              <w:t xml:space="preserve">보통</w:t>
+              <w:t xml:space="preserve">높음</w:t>
             </w:r>
           </w:p>
         </w:tc>
@@ -1723,7 +1624,7 @@
                 <w:sz w:val="18"/>
                 <w:szCs w:val="18"/>
               </w:rPr>
-              <w:t xml:space="preserve">성과 누락</w:t>
+              <w:t xml:space="preserve">직무 정보 누락</w:t>
             </w:r>
           </w:p>
         </w:tc>
@@ -1741,7 +1642,7 @@
                 <w:sz w:val="18"/>
                 <w:szCs w:val="18"/>
               </w:rPr>
-              <w:t xml:space="preserve">C2 / C2-P1</w:t>
+              <w:t xml:space="preserve">C5</w:t>
             </w:r>
           </w:p>
         </w:tc>
@@ -1759,7 +1660,7 @@
                 <w:sz w:val="18"/>
                 <w:szCs w:val="18"/>
               </w:rPr>
-              <w:t xml:space="preserve">보통</w:t>
+              <w:t xml:space="preserve">높음</w:t>
             </w:r>
           </w:p>
         </w:tc>
@@ -1815,7 +1716,7 @@
                 <w:sz w:val="18"/>
                 <w:szCs w:val="18"/>
               </w:rPr>
-              <w:t xml:space="preserve">C3 / C3-P1</w:t>
+              <w:t xml:space="preserve">C1 / C1-P1</w:t>
             </w:r>
           </w:p>
         </w:tc>
@@ -1871,7 +1772,7 @@
                 <w:sz w:val="18"/>
                 <w:szCs w:val="18"/>
               </w:rPr>
-              <w:t xml:space="preserve">대외활동 상세 누락</w:t>
+              <w:t xml:space="preserve">성과 누락</w:t>
             </w:r>
           </w:p>
         </w:tc>
@@ -1889,7 +1790,7 @@
                 <w:sz w:val="18"/>
                 <w:szCs w:val="18"/>
               </w:rPr>
-              <w:t xml:space="preserve">E1 — 미디어커뮤니케이션학과 학생회</w:t>
+              <w:t xml:space="preserve">C2 / C2-P1</w:t>
             </w:r>
           </w:p>
         </w:tc>
@@ -1907,7 +1808,7 @@
                 <w:sz w:val="18"/>
                 <w:szCs w:val="18"/>
               </w:rPr>
-              <w:t xml:space="preserve">낮음</w:t>
+              <w:t xml:space="preserve">보통</w:t>
             </w:r>
           </w:p>
         </w:tc>
@@ -1945,6 +1846,376 @@
                 <w:sz w:val="18"/>
                 <w:szCs w:val="18"/>
               </w:rPr>
+              <w:t xml:space="preserve">성과 누락</w:t>
+            </w:r>
+          </w:p>
+        </w:tc>
+        <w:tc>
+          <w:tcPr>
+            <w:tcW w:type="dxa" w:w="4260"/>
+          </w:tcPr>
+          <w:p>
+            <w:pPr>
+              <w:spacing w:after="60" w:before="0"/>
+            </w:pPr>
+            <w:r>
+              <w:rPr>
+                <w:rFonts w:ascii="맑은 고딕" w:cs="맑은 고딕" w:eastAsia="맑은 고딕" w:hAnsi="맑은 고딕"/>
+                <w:sz w:val="18"/>
+                <w:szCs w:val="18"/>
+              </w:rPr>
+              <w:t xml:space="preserve">C2 / C2-P2</w:t>
+            </w:r>
+          </w:p>
+        </w:tc>
+        <w:tc>
+          <w:tcPr>
+            <w:tcW w:type="dxa" w:w="1200"/>
+          </w:tcPr>
+          <w:p>
+            <w:pPr>
+              <w:spacing w:after="60" w:before="0"/>
+            </w:pPr>
+            <w:r>
+              <w:rPr>
+                <w:rFonts w:ascii="맑은 고딕" w:cs="맑은 고딕" w:eastAsia="맑은 고딕" w:hAnsi="맑은 고딕"/>
+                <w:sz w:val="18"/>
+                <w:szCs w:val="18"/>
+              </w:rPr>
+              <w:t xml:space="preserve">보통</w:t>
+            </w:r>
+          </w:p>
+        </w:tc>
+      </w:tr>
+      <w:tr>
+        <w:tc>
+          <w:tcPr>
+            <w:tcW w:type="dxa" w:w="700"/>
+          </w:tcPr>
+          <w:p>
+            <w:pPr>
+              <w:spacing w:after="60" w:before="0"/>
+            </w:pPr>
+            <w:r>
+              <w:rPr>
+                <w:rFonts w:ascii="맑은 고딕" w:cs="맑은 고딕" w:eastAsia="맑은 고딕" w:hAnsi="맑은 고딕"/>
+                <w:sz w:val="18"/>
+                <w:szCs w:val="18"/>
+              </w:rPr>
+              <w:t xml:space="preserve">10</w:t>
+            </w:r>
+          </w:p>
+        </w:tc>
+        <w:tc>
+          <w:tcPr>
+            <w:tcW w:type="dxa" w:w="2100"/>
+          </w:tcPr>
+          <w:p>
+            <w:pPr>
+              <w:spacing w:after="60" w:before="0"/>
+            </w:pPr>
+            <w:r>
+              <w:rPr>
+                <w:rFonts w:ascii="맑은 고딕" w:cs="맑은 고딕" w:eastAsia="맑은 고딕" w:hAnsi="맑은 고딕"/>
+                <w:sz w:val="18"/>
+                <w:szCs w:val="18"/>
+              </w:rPr>
+              <w:t xml:space="preserve">성과 누락</w:t>
+            </w:r>
+          </w:p>
+        </w:tc>
+        <w:tc>
+          <w:tcPr>
+            <w:tcW w:type="dxa" w:w="4260"/>
+          </w:tcPr>
+          <w:p>
+            <w:pPr>
+              <w:spacing w:after="60" w:before="0"/>
+            </w:pPr>
+            <w:r>
+              <w:rPr>
+                <w:rFonts w:ascii="맑은 고딕" w:cs="맑은 고딕" w:eastAsia="맑은 고딕" w:hAnsi="맑은 고딕"/>
+                <w:sz w:val="18"/>
+                <w:szCs w:val="18"/>
+              </w:rPr>
+              <w:t xml:space="preserve">C3 / C3-P1</w:t>
+            </w:r>
+          </w:p>
+        </w:tc>
+        <w:tc>
+          <w:tcPr>
+            <w:tcW w:type="dxa" w:w="1200"/>
+          </w:tcPr>
+          <w:p>
+            <w:pPr>
+              <w:spacing w:after="60" w:before="0"/>
+            </w:pPr>
+            <w:r>
+              <w:rPr>
+                <w:rFonts w:ascii="맑은 고딕" w:cs="맑은 고딕" w:eastAsia="맑은 고딕" w:hAnsi="맑은 고딕"/>
+                <w:sz w:val="18"/>
+                <w:szCs w:val="18"/>
+              </w:rPr>
+              <w:t xml:space="preserve">보통</w:t>
+            </w:r>
+          </w:p>
+        </w:tc>
+      </w:tr>
+      <w:tr>
+        <w:tc>
+          <w:tcPr>
+            <w:tcW w:type="dxa" w:w="700"/>
+          </w:tcPr>
+          <w:p>
+            <w:pPr>
+              <w:spacing w:after="60" w:before="0"/>
+            </w:pPr>
+            <w:r>
+              <w:rPr>
+                <w:rFonts w:ascii="맑은 고딕" w:cs="맑은 고딕" w:eastAsia="맑은 고딕" w:hAnsi="맑은 고딕"/>
+                <w:sz w:val="18"/>
+                <w:szCs w:val="18"/>
+              </w:rPr>
+              <w:t xml:space="preserve">11</w:t>
+            </w:r>
+          </w:p>
+        </w:tc>
+        <w:tc>
+          <w:tcPr>
+            <w:tcW w:type="dxa" w:w="2100"/>
+          </w:tcPr>
+          <w:p>
+            <w:pPr>
+              <w:spacing w:after="60" w:before="0"/>
+            </w:pPr>
+            <w:r>
+              <w:rPr>
+                <w:rFonts w:ascii="맑은 고딕" w:cs="맑은 고딕" w:eastAsia="맑은 고딕" w:hAnsi="맑은 고딕"/>
+                <w:sz w:val="18"/>
+                <w:szCs w:val="18"/>
+              </w:rPr>
+              <w:t xml:space="preserve">성과 누락</w:t>
+            </w:r>
+          </w:p>
+        </w:tc>
+        <w:tc>
+          <w:tcPr>
+            <w:tcW w:type="dxa" w:w="4260"/>
+          </w:tcPr>
+          <w:p>
+            <w:pPr>
+              <w:spacing w:after="60" w:before="0"/>
+            </w:pPr>
+            <w:r>
+              <w:rPr>
+                <w:rFonts w:ascii="맑은 고딕" w:cs="맑은 고딕" w:eastAsia="맑은 고딕" w:hAnsi="맑은 고딕"/>
+                <w:sz w:val="18"/>
+                <w:szCs w:val="18"/>
+              </w:rPr>
+              <w:t xml:space="preserve">C4 / C4-P1</w:t>
+            </w:r>
+          </w:p>
+        </w:tc>
+        <w:tc>
+          <w:tcPr>
+            <w:tcW w:type="dxa" w:w="1200"/>
+          </w:tcPr>
+          <w:p>
+            <w:pPr>
+              <w:spacing w:after="60" w:before="0"/>
+            </w:pPr>
+            <w:r>
+              <w:rPr>
+                <w:rFonts w:ascii="맑은 고딕" w:cs="맑은 고딕" w:eastAsia="맑은 고딕" w:hAnsi="맑은 고딕"/>
+                <w:sz w:val="18"/>
+                <w:szCs w:val="18"/>
+              </w:rPr>
+              <w:t xml:space="preserve">보통</w:t>
+            </w:r>
+          </w:p>
+        </w:tc>
+      </w:tr>
+      <w:tr>
+        <w:tc>
+          <w:tcPr>
+            <w:tcW w:type="dxa" w:w="700"/>
+          </w:tcPr>
+          <w:p>
+            <w:pPr>
+              <w:spacing w:after="60" w:before="0"/>
+            </w:pPr>
+            <w:r>
+              <w:rPr>
+                <w:rFonts w:ascii="맑은 고딕" w:cs="맑은 고딕" w:eastAsia="맑은 고딕" w:hAnsi="맑은 고딕"/>
+                <w:sz w:val="18"/>
+                <w:szCs w:val="18"/>
+              </w:rPr>
+              <w:t xml:space="preserve">12</w:t>
+            </w:r>
+          </w:p>
+        </w:tc>
+        <w:tc>
+          <w:tcPr>
+            <w:tcW w:type="dxa" w:w="2100"/>
+          </w:tcPr>
+          <w:p>
+            <w:pPr>
+              <w:spacing w:after="60" w:before="0"/>
+            </w:pPr>
+            <w:r>
+              <w:rPr>
+                <w:rFonts w:ascii="맑은 고딕" w:cs="맑은 고딕" w:eastAsia="맑은 고딕" w:hAnsi="맑은 고딕"/>
+                <w:sz w:val="18"/>
+                <w:szCs w:val="18"/>
+              </w:rPr>
+              <w:t xml:space="preserve">성과 누락</w:t>
+            </w:r>
+          </w:p>
+        </w:tc>
+        <w:tc>
+          <w:tcPr>
+            <w:tcW w:type="dxa" w:w="4260"/>
+          </w:tcPr>
+          <w:p>
+            <w:pPr>
+              <w:spacing w:after="60" w:before="0"/>
+            </w:pPr>
+            <w:r>
+              <w:rPr>
+                <w:rFonts w:ascii="맑은 고딕" w:cs="맑은 고딕" w:eastAsia="맑은 고딕" w:hAnsi="맑은 고딕"/>
+                <w:sz w:val="18"/>
+                <w:szCs w:val="18"/>
+              </w:rPr>
+              <w:t xml:space="preserve">C5 / C5-P2</w:t>
+            </w:r>
+          </w:p>
+        </w:tc>
+        <w:tc>
+          <w:tcPr>
+            <w:tcW w:type="dxa" w:w="1200"/>
+          </w:tcPr>
+          <w:p>
+            <w:pPr>
+              <w:spacing w:after="60" w:before="0"/>
+            </w:pPr>
+            <w:r>
+              <w:rPr>
+                <w:rFonts w:ascii="맑은 고딕" w:cs="맑은 고딕" w:eastAsia="맑은 고딕" w:hAnsi="맑은 고딕"/>
+                <w:sz w:val="18"/>
+                <w:szCs w:val="18"/>
+              </w:rPr>
+              <w:t xml:space="preserve">보통</w:t>
+            </w:r>
+          </w:p>
+        </w:tc>
+      </w:tr>
+      <w:tr>
+        <w:tc>
+          <w:tcPr>
+            <w:tcW w:type="dxa" w:w="700"/>
+          </w:tcPr>
+          <w:p>
+            <w:pPr>
+              <w:spacing w:after="60" w:before="0"/>
+            </w:pPr>
+            <w:r>
+              <w:rPr>
+                <w:rFonts w:ascii="맑은 고딕" w:cs="맑은 고딕" w:eastAsia="맑은 고딕" w:hAnsi="맑은 고딕"/>
+                <w:sz w:val="18"/>
+                <w:szCs w:val="18"/>
+              </w:rPr>
+              <w:t xml:space="preserve">13</w:t>
+            </w:r>
+          </w:p>
+        </w:tc>
+        <w:tc>
+          <w:tcPr>
+            <w:tcW w:type="dxa" w:w="2100"/>
+          </w:tcPr>
+          <w:p>
+            <w:pPr>
+              <w:spacing w:after="60" w:before="0"/>
+            </w:pPr>
+            <w:r>
+              <w:rPr>
+                <w:rFonts w:ascii="맑은 고딕" w:cs="맑은 고딕" w:eastAsia="맑은 고딕" w:hAnsi="맑은 고딕"/>
+                <w:sz w:val="18"/>
+                <w:szCs w:val="18"/>
+              </w:rPr>
+              <w:t xml:space="preserve">대외활동 상세 누락</w:t>
+            </w:r>
+          </w:p>
+        </w:tc>
+        <w:tc>
+          <w:tcPr>
+            <w:tcW w:type="dxa" w:w="4260"/>
+          </w:tcPr>
+          <w:p>
+            <w:pPr>
+              <w:spacing w:after="60" w:before="0"/>
+            </w:pPr>
+            <w:r>
+              <w:rPr>
+                <w:rFonts w:ascii="맑은 고딕" w:cs="맑은 고딕" w:eastAsia="맑은 고딕" w:hAnsi="맑은 고딕"/>
+                <w:sz w:val="18"/>
+                <w:szCs w:val="18"/>
+              </w:rPr>
+              <w:t xml:space="preserve">E1 — 연합 데이터 분석 동아리</w:t>
+            </w:r>
+          </w:p>
+        </w:tc>
+        <w:tc>
+          <w:tcPr>
+            <w:tcW w:type="dxa" w:w="1200"/>
+          </w:tcPr>
+          <w:p>
+            <w:pPr>
+              <w:spacing w:after="60" w:before="0"/>
+            </w:pPr>
+            <w:r>
+              <w:rPr>
+                <w:rFonts w:ascii="맑은 고딕" w:cs="맑은 고딕" w:eastAsia="맑은 고딕" w:hAnsi="맑은 고딕"/>
+                <w:sz w:val="18"/>
+                <w:szCs w:val="18"/>
+              </w:rPr>
+              <w:t xml:space="preserve">낮음</w:t>
+            </w:r>
+          </w:p>
+        </w:tc>
+      </w:tr>
+      <w:tr>
+        <w:tc>
+          <w:tcPr>
+            <w:tcW w:type="dxa" w:w="700"/>
+          </w:tcPr>
+          <w:p>
+            <w:pPr>
+              <w:spacing w:after="60" w:before="0"/>
+            </w:pPr>
+            <w:r>
+              <w:rPr>
+                <w:rFonts w:ascii="맑은 고딕" w:cs="맑은 고딕" w:eastAsia="맑은 고딕" w:hAnsi="맑은 고딕"/>
+                <w:sz w:val="18"/>
+                <w:szCs w:val="18"/>
+              </w:rPr>
+              <w:t xml:space="preserve">14</w:t>
+            </w:r>
+          </w:p>
+        </w:tc>
+        <w:tc>
+          <w:tcPr>
+            <w:tcW w:type="dxa" w:w="2100"/>
+          </w:tcPr>
+          <w:p>
+            <w:pPr>
+              <w:spacing w:after="60" w:before="0"/>
+            </w:pPr>
+            <w:r>
+              <w:rPr>
+                <w:rFonts w:ascii="맑은 고딕" w:cs="맑은 고딕" w:eastAsia="맑은 고딕" w:hAnsi="맑은 고딕"/>
+                <w:sz w:val="18"/>
+                <w:szCs w:val="18"/>
+              </w:rPr>
               <w:t xml:space="preserve">기간 정보 불완전</w:t>
             </w:r>
           </w:p>
@@ -1963,7 +2234,81 @@
                 <w:sz w:val="18"/>
                 <w:szCs w:val="18"/>
               </w:rPr>
-              <w:t xml:space="preserve">C1</w:t>
+              <w:t xml:space="preserve">C2</w:t>
+            </w:r>
+          </w:p>
+        </w:tc>
+        <w:tc>
+          <w:tcPr>
+            <w:tcW w:type="dxa" w:w="1200"/>
+          </w:tcPr>
+          <w:p>
+            <w:pPr>
+              <w:spacing w:after="60" w:before="0"/>
+            </w:pPr>
+            <w:r>
+              <w:rPr>
+                <w:rFonts w:ascii="맑은 고딕" w:cs="맑은 고딕" w:eastAsia="맑은 고딕" w:hAnsi="맑은 고딕"/>
+                <w:sz w:val="18"/>
+                <w:szCs w:val="18"/>
+              </w:rPr>
+              <w:t xml:space="preserve">보통</w:t>
+            </w:r>
+          </w:p>
+        </w:tc>
+      </w:tr>
+      <w:tr>
+        <w:tc>
+          <w:tcPr>
+            <w:tcW w:type="dxa" w:w="700"/>
+          </w:tcPr>
+          <w:p>
+            <w:pPr>
+              <w:spacing w:after="60" w:before="0"/>
+            </w:pPr>
+            <w:r>
+              <w:rPr>
+                <w:rFonts w:ascii="맑은 고딕" w:cs="맑은 고딕" w:eastAsia="맑은 고딕" w:hAnsi="맑은 고딕"/>
+                <w:sz w:val="18"/>
+                <w:szCs w:val="18"/>
+              </w:rPr>
+              <w:t xml:space="preserve">15</w:t>
+            </w:r>
+          </w:p>
+        </w:tc>
+        <w:tc>
+          <w:tcPr>
+            <w:tcW w:type="dxa" w:w="2100"/>
+          </w:tcPr>
+          <w:p>
+            <w:pPr>
+              <w:spacing w:after="60" w:before="0"/>
+            </w:pPr>
+            <w:r>
+              <w:rPr>
+                <w:rFonts w:ascii="맑은 고딕" w:cs="맑은 고딕" w:eastAsia="맑은 고딕" w:hAnsi="맑은 고딕"/>
+                <w:sz w:val="18"/>
+                <w:szCs w:val="18"/>
+              </w:rPr>
+              <w:t xml:space="preserve">기간 정보 불완전</w:t>
+            </w:r>
+          </w:p>
+        </w:tc>
+        <w:tc>
+          <w:tcPr>
+            <w:tcW w:type="dxa" w:w="4260"/>
+          </w:tcPr>
+          <w:p>
+            <w:pPr>
+              <w:spacing w:after="60" w:before="0"/>
+            </w:pPr>
+            <w:r>
+              <w:rPr>
+                <w:rFonts w:ascii="맑은 고딕" w:cs="맑은 고딕" w:eastAsia="맑은 고딕" w:hAnsi="맑은 고딕"/>
+                <w:sz w:val="18"/>
+                <w:szCs w:val="18"/>
+              </w:rPr>
+              <w:t xml:space="preserve">C5</w:t>
             </w:r>
           </w:p>
         </w:tc>
@@ -2069,7 +2414,7 @@
           <w:sz w:val="17"/>
           <w:szCs w:val="17"/>
         </w:rPr>
-        <w:t xml:space="preserve">대상  C5 → C6  ·  기간적 공백기</w:t>
+        <w:t xml:space="preserve">대상  C1 → C2  ·  기간적 공백기</w:t>
       </w:r>
     </w:p>
     <w:p>
@@ -2096,7 +2441,7 @@
           <w:sz w:val="20"/>
           <w:szCs w:val="20"/>
         </w:rPr>
-        <w:t xml:space="preserve">그 기간에는 개인 사정으로 인한 휴식기 했습니다.</w:t>
+        <w:t xml:space="preserve">그 기간에는 가족 간병 했습니다.</w:t>
       </w:r>
     </w:p>
     <w:p>
@@ -2111,7 +2456,7 @@
           <w:sz w:val="17"/>
           <w:szCs w:val="17"/>
         </w:rPr>
-        <w:t xml:space="preserve">추출  공백기 활동: 개인 사정으로 인한 휴식기</w:t>
+        <w:t xml:space="preserve">추출  공백기 활동: 가족 간병</w:t>
       </w:r>
     </w:p>
     <w:p>
@@ -2135,7 +2480,7 @@
           <w:sz w:val="20"/>
           <w:szCs w:val="20"/>
         </w:rPr>
-        <w:t xml:space="preserve">해당 재직 기간에 수행한 직무명과 담당 업무를 입력해 주세요.</w:t>
+        <w:t xml:space="preserve">해당 공백 기간에 수행한 학업, 근무, 프로젝트 또는 기타 활동을 입력해 주세요.</w:t>
       </w:r>
     </w:p>
     <w:p>
@@ -2150,7 +2495,7 @@
           <w:sz w:val="17"/>
           <w:szCs w:val="17"/>
         </w:rPr>
-        <w:t xml:space="preserve">대상  C4  ·  직무 정보 누락</w:t>
+        <w:t xml:space="preserve">대상  C3 → C4  ·  기간적 공백기</w:t>
       </w:r>
     </w:p>
     <w:p>
@@ -2177,7 +2522,7 @@
           <w:sz w:val="20"/>
           <w:szCs w:val="20"/>
         </w:rPr>
-        <w:t xml:space="preserve">그로스 마케터로 일했습니다, 소속은 개발본부였고요, 직급은 대리이었습니다.</w:t>
+        <w:t xml:space="preserve">그 기간에는 개인 프로젝트 및 포트폴리오 제작 했습니다.</w:t>
       </w:r>
     </w:p>
     <w:p>
@@ -2192,7 +2537,7 @@
           <w:sz w:val="17"/>
           <w:szCs w:val="17"/>
         </w:rPr>
-        <w:t xml:space="preserve">추출  직무: 그로스 마케터   |   부서: 개발본부   |   직급: 대리</w:t>
+        <w:t xml:space="preserve">추출  공백기 활동: 개인 프로젝트 및 포트폴리오 제작</w:t>
       </w:r>
     </w:p>
     <w:p>
@@ -2216,7 +2561,7 @@
           <w:sz w:val="20"/>
           <w:szCs w:val="20"/>
         </w:rPr>
-        <w:t xml:space="preserve">해당 재직 기간에 수행한 직무명과 담당 업무를 입력해 주세요.</w:t>
+        <w:t xml:space="preserve">해당 공백 기간에 수행한 학업, 근무, 프로젝트 또는 기타 활동을 입력해 주세요.</w:t>
       </w:r>
     </w:p>
     <w:p>
@@ -2231,7 +2576,7 @@
           <w:sz w:val="17"/>
           <w:szCs w:val="17"/>
         </w:rPr>
-        <w:t xml:space="preserve">대상  C5  ·  직무 정보 누락</w:t>
+        <w:t xml:space="preserve">대상  C4 → C5  ·  기간적 공백기</w:t>
       </w:r>
     </w:p>
     <w:p>
@@ -2258,7 +2603,7 @@
           <w:sz w:val="20"/>
           <w:szCs w:val="20"/>
         </w:rPr>
-        <w:t xml:space="preserve">퍼포먼스 마케터로 일했습니다, 소속은 서비스운영팀였고요, 직급은 사원이었습니다.</w:t>
+        <w:t xml:space="preserve">그 기간에는 가족 간병 했습니다.</w:t>
       </w:r>
     </w:p>
     <w:p>
@@ -2273,7 +2618,7 @@
           <w:sz w:val="17"/>
           <w:szCs w:val="17"/>
         </w:rPr>
-        <w:t xml:space="preserve">추출  직무: 퍼포먼스 마케터   |   부서: 서비스운영팀   |   직급: 사원</w:t>
+        <w:t xml:space="preserve">추출  공백기 활동: 가족 간병</w:t>
       </w:r>
     </w:p>
     <w:p>
@@ -2312,7 +2657,7 @@
           <w:sz w:val="17"/>
           <w:szCs w:val="17"/>
         </w:rPr>
-        <w:t xml:space="preserve">대상  C6  ·  직무 정보 누락</w:t>
+        <w:t xml:space="preserve">대상  C1  ·  직무 정보 누락</w:t>
       </w:r>
     </w:p>
     <w:p>
@@ -2339,7 +2684,7 @@
           <w:sz w:val="20"/>
           <w:szCs w:val="20"/>
         </w:rPr>
-        <w:t xml:space="preserve">퍼포먼스 마케터로 일했습니다, 소속은 개발본부였고요, 직급은 대리이었습니다.</w:t>
+        <w:t xml:space="preserve">콘텐츠 마케터로 일했습니다, 소속은 개발본부였고요, 직급은 과장이었습니다.</w:t>
       </w:r>
     </w:p>
     <w:p>
@@ -2354,7 +2699,7 @@
           <w:sz w:val="17"/>
           <w:szCs w:val="17"/>
         </w:rPr>
-        <w:t xml:space="preserve">추출  직무: 퍼포먼스 마케터   |   부서: 개발본부   |   직급: 대리</w:t>
+        <w:t xml:space="preserve">추출  직무: 콘텐츠 마케터   |   부서: 개발본부   |   직급: 과장</w:t>
       </w:r>
     </w:p>
     <w:p>
@@ -2378,7 +2723,7 @@
           <w:sz w:val="20"/>
           <w:szCs w:val="20"/>
         </w:rPr>
-        <w:t xml:space="preserve">해당 프로젝트의 수행 결과를 입력해 주세요. 가능하면 수치를 함께 적어 주세요.</w:t>
+        <w:t xml:space="preserve">해당 재직 기간에 수행한 직무명과 담당 업무를 입력해 주세요.</w:t>
       </w:r>
     </w:p>
     <w:p>
@@ -2393,7 +2738,7 @@
           <w:sz w:val="17"/>
           <w:szCs w:val="17"/>
         </w:rPr>
-        <w:t xml:space="preserve">대상  C1 / C1-P2  ·  성과 누락</w:t>
+        <w:t xml:space="preserve">대상  C2  ·  직무 정보 누락</w:t>
       </w:r>
     </w:p>
     <w:p>
@@ -2420,7 +2765,7 @@
           <w:sz w:val="20"/>
           <w:szCs w:val="20"/>
         </w:rPr>
-        <w:t xml:space="preserve">최종적으로는 목표 지표 달성 후 정식 배포됐어요.</w:t>
+        <w:t xml:space="preserve">콘텐츠 마케터로 일했습니다, 소속은 고객지원팀였고요, 직급은 대리이었습니다.</w:t>
       </w:r>
     </w:p>
     <w:p>
@@ -2435,7 +2780,7 @@
           <w:sz w:val="17"/>
           <w:szCs w:val="17"/>
         </w:rPr>
-        <w:t xml:space="preserve">추출  수행 결과: 목표 지표 달성 후 정식 배포</w:t>
+        <w:t xml:space="preserve">추출  직무: 콘텐츠 마케터   |   부서: 고객지원팀   |   직급: 대리</w:t>
       </w:r>
     </w:p>
     <w:p>
@@ -2459,7 +2804,7 @@
           <w:sz w:val="20"/>
           <w:szCs w:val="20"/>
         </w:rPr>
-        <w:t xml:space="preserve">해당 프로젝트의 정량 성과, 담당 역할을 입력해 주세요. 가능하면 수치를 함께 적어 주세요.</w:t>
+        <w:t xml:space="preserve">해당 재직 기간에 수행한 직무명과 담당 업무를 입력해 주세요.</w:t>
       </w:r>
     </w:p>
     <w:p>
@@ -2474,7 +2819,7 @@
           <w:sz w:val="17"/>
           <w:szCs w:val="17"/>
         </w:rPr>
-        <w:t xml:space="preserve">대상  C2 / C2-P1  ·  성과 누락</w:t>
+        <w:t xml:space="preserve">대상  C5  ·  직무 정보 누락</w:t>
       </w:r>
     </w:p>
     <w:p>
@@ -2501,7 +2846,7 @@
           <w:sz w:val="20"/>
           <w:szCs w:val="20"/>
         </w:rPr>
-        <w:t xml:space="preserve">제가 키워드 리서치 맡았습니다. 광고 수익률(ROAS) 37%p 개선 했습니다.</w:t>
+        <w:t xml:space="preserve">CRM 마케터로 일했습니다, 소속은 서비스운영팀였고요, 직급은 사원이었습니다.</w:t>
       </w:r>
     </w:p>
     <w:p>
@@ -2516,7 +2861,7 @@
           <w:sz w:val="17"/>
           <w:szCs w:val="17"/>
         </w:rPr>
-        <w:t xml:space="preserve">추출  담당 역할: 키워드 리서치   |   정량 성과: 광고 수익률(ROAS) 37%p 개선</w:t>
+        <w:t xml:space="preserve">추출  직무: CRM 마케터   |   부서: 서비스운영팀   |   직급: 사원</w:t>
       </w:r>
     </w:p>
     <w:p>
@@ -2540,7 +2885,7 @@
           <w:sz w:val="20"/>
           <w:szCs w:val="20"/>
         </w:rPr>
-        <w:t xml:space="preserve">해당 프로젝트의 수행 결과, 정량 성과, 담당 역할을 입력해 주세요. 가능하면 수치를 함께 적어 주세요.</w:t>
+        <w:t xml:space="preserve">해당 프로젝트의 정량 성과를 입력해 주세요. 가능하면 수치를 함께 적어 주세요.</w:t>
       </w:r>
     </w:p>
     <w:p>
@@ -2555,7 +2900,7 @@
           <w:sz w:val="17"/>
           <w:szCs w:val="17"/>
         </w:rPr>
-        <w:t xml:space="preserve">대상  C3 / C3-P1  ·  성과 누락</w:t>
+        <w:t xml:space="preserve">대상  C1 / C1-P1  ·  성과 누락</w:t>
       </w:r>
     </w:p>
     <w:p>
@@ -2582,7 +2927,7 @@
           <w:sz w:val="20"/>
           <w:szCs w:val="20"/>
         </w:rPr>
-        <w:t xml:space="preserve">제가 제휴처 발굴 맡았습니다. 이메일 오픈율 14%p 개선, 광고 전환당 비용(CPA) 39% 절감 했습니다. 최종적으로는 목표 지표 달성 후 정식 배포됐어요.</w:t>
+        <w:t xml:space="preserve">광고 수익률(ROAS) 159%p 개선 했습니다.</w:t>
       </w:r>
     </w:p>
     <w:p>
@@ -2597,7 +2942,7 @@
           <w:sz w:val="17"/>
           <w:szCs w:val="17"/>
         </w:rPr>
-        <w:t xml:space="preserve">추출  담당 역할: 제휴처 발굴   |   정량 성과: 이메일 오픈율 14%p 개선   |   정량 성과: 광고 전환당 비용(CPA) 39% 절감   |   수행 결과: 목표 지표 달성 후 정식 배포</w:t>
+        <w:t xml:space="preserve">추출  정량 성과: 광고 수익률(ROAS) 159%p 개선</w:t>
       </w:r>
     </w:p>
     <w:p>
@@ -2621,7 +2966,7 @@
           <w:sz w:val="20"/>
           <w:szCs w:val="20"/>
         </w:rPr>
-        <w:t xml:space="preserve">해당 활동에서 맡은 역할, 성과를 입력해 주세요.</w:t>
+        <w:t xml:space="preserve">해당 프로젝트의 정량 성과, 수행 결과를 입력해 주세요. 가능하면 수치를 함께 적어 주세요.</w:t>
       </w:r>
     </w:p>
     <w:p>
@@ -2636,7 +2981,7 @@
           <w:sz w:val="17"/>
           <w:szCs w:val="17"/>
         </w:rPr>
-        <w:t xml:space="preserve">대상  E1 — 미디어커뮤니케이션학과 학생회  ·  대외활동 상세 누락</w:t>
+        <w:t xml:space="preserve">대상  C2 / C2-P1  ·  성과 누락</w:t>
       </w:r>
     </w:p>
     <w:p>
@@ -2663,7 +3008,7 @@
           <w:sz w:val="20"/>
           <w:szCs w:val="20"/>
         </w:rPr>
-        <w:t xml:space="preserve">기획국장으로 참여했습니다, 결과는 임기 완수였습니다.</w:t>
+        <w:t xml:space="preserve">신규 가입자 수 20% 개선 했습니다. 최종적으로는 정상 오픈 및 운영 이관 완료됐어요.</w:t>
       </w:r>
     </w:p>
     <w:p>
@@ -2678,7 +3023,7 @@
           <w:sz w:val="17"/>
           <w:szCs w:val="17"/>
         </w:rPr>
-        <w:t xml:space="preserve">추출  활동 역할: 기획국장   |   활동 성과: 임기 완수</w:t>
+        <w:t xml:space="preserve">추출  정량 성과: 신규 가입자 수 20% 개선   |   수행 결과: 정상 오픈 및 운영 이관 완료</w:t>
       </w:r>
     </w:p>
     <w:p>
@@ -2702,7 +3047,7 @@
           <w:sz w:val="20"/>
           <w:szCs w:val="20"/>
         </w:rPr>
-        <w:t xml:space="preserve">해당 경력의 정확한 시작 연월과 종료 연월을 입력해 주세요.</w:t>
+        <w:t xml:space="preserve">해당 프로젝트의 수행 결과, 담당 역할, 정량 성과를 입력해 주세요. 가능하면 수치를 함께 적어 주세요.</w:t>
       </w:r>
     </w:p>
     <w:p>
@@ -2717,7 +3062,7 @@
           <w:sz w:val="17"/>
           <w:szCs w:val="17"/>
         </w:rPr>
-        <w:t xml:space="preserve">대상  C1  ·  기간 정보 불완전</w:t>
+        <w:t xml:space="preserve">대상  C2 / C2-P2  ·  성과 누락</w:t>
       </w:r>
     </w:p>
     <w:p>
@@ -2744,7 +3089,7 @@
           <w:sz w:val="20"/>
           <w:szCs w:val="20"/>
         </w:rPr>
-        <w:t xml:space="preserve">정확히는 2015-06부터 2017-09까지입니다.</w:t>
+        <w:t xml:space="preserve">제가 세그먼트 정의 맡았습니다. 재방문율 11%p 개선 했습니다. 최종적으로는 사내 표준 프로세스로 채택됐어요.</w:t>
       </w:r>
     </w:p>
     <w:p>
@@ -2759,7 +3104,493 @@
           <w:sz w:val="17"/>
           <w:szCs w:val="17"/>
         </w:rPr>
-        <w:t xml:space="preserve">추출  시작일: 2015-06   |   종료일: 2017-09</w:t>
+        <w:t xml:space="preserve">추출  담당 역할: 세그먼트 정의   |   정량 성과: 재방문율 11%p 개선   |   수행 결과: 사내 표준 프로세스로 채택</w:t>
+      </w:r>
+    </w:p>
+    <w:p>
+      <w:pPr>
+        <w:spacing w:after="20" w:before="160"/>
+      </w:pPr>
+      <w:r>
+        <w:rPr>
+          <w:rFonts w:ascii="맑은 고딕" w:cs="맑은 고딕" w:eastAsia="맑은 고딕" w:hAnsi="맑은 고딕"/>
+          <w:b/>
+          <w:bCs/>
+          <w:color w:val="1F3864"/>
+          <w:sz w:val="20"/>
+          <w:szCs w:val="20"/>
+        </w:rPr>
+        <w:t xml:space="preserve">Q10. </w:t>
+      </w:r>
+      <w:r>
+        <w:rPr>
+          <w:rFonts w:ascii="맑은 고딕" w:cs="맑은 고딕" w:eastAsia="맑은 고딕" w:hAnsi="맑은 고딕"/>
+          <w:sz w:val="20"/>
+          <w:szCs w:val="20"/>
+        </w:rPr>
+        <w:t xml:space="preserve">해당 프로젝트의 담당 역할, 정량 성과를 입력해 주세요. 가능하면 수치를 함께 적어 주세요.</w:t>
+      </w:r>
+    </w:p>
+    <w:p>
+      <w:pPr>
+        <w:spacing w:after="50" w:before="0"/>
+        <w:ind w:left="360"/>
+      </w:pPr>
+      <w:r>
+        <w:rPr>
+          <w:rFonts w:ascii="맑은 고딕" w:cs="맑은 고딕" w:eastAsia="맑은 고딕" w:hAnsi="맑은 고딕"/>
+          <w:color w:val="666666"/>
+          <w:sz w:val="17"/>
+          <w:szCs w:val="17"/>
+        </w:rPr>
+        <w:t xml:space="preserve">대상  C3 / C3-P1  ·  성과 누락</w:t>
+      </w:r>
+    </w:p>
+    <w:p>
+      <w:pPr>
+        <w:spacing w:after="30" w:before="0"/>
+        <w:ind w:left="360"/>
+      </w:pPr>
+      <w:r>
+        <w:rPr>
+          <w:rFonts w:ascii="맑은 고딕" w:cs="맑은 고딕" w:eastAsia="맑은 고딕" w:hAnsi="맑은 고딕"/>
+          <w:b/>
+          <w:bCs/>
+          <w:color w:val="1E7A4C"/>
+          <w:sz w:val="20"/>
+          <w:szCs w:val="20"/>
+        </w:rPr>
+        <w:t xml:space="preserve">A10. </w:t>
+      </w:r>
+      <w:r>
+        <w:rPr>
+          <w:rFonts w:ascii="맑은 고딕" w:cs="맑은 고딕" w:eastAsia="맑은 고딕" w:hAnsi="맑은 고딕"/>
+          <w:i/>
+          <w:iCs/>
+          <w:sz w:val="20"/>
+          <w:szCs w:val="20"/>
+        </w:rPr>
+        <w:t xml:space="preserve">제가 캠페인 기획 맡았습니다. 광고 수익률(ROAS) 231%p 개선 했습니다.</w:t>
+      </w:r>
+    </w:p>
+    <w:p>
+      <w:pPr>
+        <w:spacing w:after="40" w:before="0"/>
+        <w:ind w:left="360"/>
+      </w:pPr>
+      <w:r>
+        <w:rPr>
+          <w:rFonts w:ascii="맑은 고딕" w:cs="맑은 고딕" w:eastAsia="맑은 고딕" w:hAnsi="맑은 고딕"/>
+          <w:color w:val="555555"/>
+          <w:sz w:val="17"/>
+          <w:szCs w:val="17"/>
+        </w:rPr>
+        <w:t xml:space="preserve">추출  담당 역할: 캠페인 기획   |   정량 성과: 광고 수익률(ROAS) 231%p 개선</w:t>
+      </w:r>
+    </w:p>
+    <w:p>
+      <w:pPr>
+        <w:spacing w:after="20" w:before="160"/>
+      </w:pPr>
+      <w:r>
+        <w:rPr>
+          <w:rFonts w:ascii="맑은 고딕" w:cs="맑은 고딕" w:eastAsia="맑은 고딕" w:hAnsi="맑은 고딕"/>
+          <w:b/>
+          <w:bCs/>
+          <w:color w:val="1F3864"/>
+          <w:sz w:val="20"/>
+          <w:szCs w:val="20"/>
+        </w:rPr>
+        <w:t xml:space="preserve">Q11. </w:t>
+      </w:r>
+      <w:r>
+        <w:rPr>
+          <w:rFonts w:ascii="맑은 고딕" w:cs="맑은 고딕" w:eastAsia="맑은 고딕" w:hAnsi="맑은 고딕"/>
+          <w:sz w:val="20"/>
+          <w:szCs w:val="20"/>
+        </w:rPr>
+        <w:t xml:space="preserve">해당 프로젝트의 수행 결과를 입력해 주세요. 가능하면 수치를 함께 적어 주세요.</w:t>
+      </w:r>
+    </w:p>
+    <w:p>
+      <w:pPr>
+        <w:spacing w:after="50" w:before="0"/>
+        <w:ind w:left="360"/>
+      </w:pPr>
+      <w:r>
+        <w:rPr>
+          <w:rFonts w:ascii="맑은 고딕" w:cs="맑은 고딕" w:eastAsia="맑은 고딕" w:hAnsi="맑은 고딕"/>
+          <w:color w:val="666666"/>
+          <w:sz w:val="17"/>
+          <w:szCs w:val="17"/>
+        </w:rPr>
+        <w:t xml:space="preserve">대상  C4 / C4-P1  ·  성과 누락</w:t>
+      </w:r>
+    </w:p>
+    <w:p>
+      <w:pPr>
+        <w:spacing w:after="30" w:before="0"/>
+        <w:ind w:left="360"/>
+      </w:pPr>
+      <w:r>
+        <w:rPr>
+          <w:rFonts w:ascii="맑은 고딕" w:cs="맑은 고딕" w:eastAsia="맑은 고딕" w:hAnsi="맑은 고딕"/>
+          <w:b/>
+          <w:bCs/>
+          <w:color w:val="1E7A4C"/>
+          <w:sz w:val="20"/>
+          <w:szCs w:val="20"/>
+        </w:rPr>
+        <w:t xml:space="preserve">A11. </w:t>
+      </w:r>
+      <w:r>
+        <w:rPr>
+          <w:rFonts w:ascii="맑은 고딕" w:cs="맑은 고딕" w:eastAsia="맑은 고딕" w:hAnsi="맑은 고딕"/>
+          <w:i/>
+          <w:iCs/>
+          <w:sz w:val="20"/>
+          <w:szCs w:val="20"/>
+        </w:rPr>
+        <w:t xml:space="preserve">최종적으로는 목표 지표 달성 후 정식 배포됐어요.</w:t>
+      </w:r>
+    </w:p>
+    <w:p>
+      <w:pPr>
+        <w:spacing w:after="40" w:before="0"/>
+        <w:ind w:left="360"/>
+      </w:pPr>
+      <w:r>
+        <w:rPr>
+          <w:rFonts w:ascii="맑은 고딕" w:cs="맑은 고딕" w:eastAsia="맑은 고딕" w:hAnsi="맑은 고딕"/>
+          <w:color w:val="555555"/>
+          <w:sz w:val="17"/>
+          <w:szCs w:val="17"/>
+        </w:rPr>
+        <w:t xml:space="preserve">추출  수행 결과: 목표 지표 달성 후 정식 배포</w:t>
+      </w:r>
+    </w:p>
+    <w:p>
+      <w:pPr>
+        <w:spacing w:after="20" w:before="160"/>
+      </w:pPr>
+      <w:r>
+        <w:rPr>
+          <w:rFonts w:ascii="맑은 고딕" w:cs="맑은 고딕" w:eastAsia="맑은 고딕" w:hAnsi="맑은 고딕"/>
+          <w:b/>
+          <w:bCs/>
+          <w:color w:val="1F3864"/>
+          <w:sz w:val="20"/>
+          <w:szCs w:val="20"/>
+        </w:rPr>
+        <w:t xml:space="preserve">Q12. </w:t>
+      </w:r>
+      <w:r>
+        <w:rPr>
+          <w:rFonts w:ascii="맑은 고딕" w:cs="맑은 고딕" w:eastAsia="맑은 고딕" w:hAnsi="맑은 고딕"/>
+          <w:sz w:val="20"/>
+          <w:szCs w:val="20"/>
+        </w:rPr>
+        <w:t xml:space="preserve">해당 프로젝트의 담당 역할, 정량 성과, 수행 결과를 입력해 주세요. 가능하면 수치를 함께 적어 주세요.</w:t>
+      </w:r>
+    </w:p>
+    <w:p>
+      <w:pPr>
+        <w:spacing w:after="50" w:before="0"/>
+        <w:ind w:left="360"/>
+      </w:pPr>
+      <w:r>
+        <w:rPr>
+          <w:rFonts w:ascii="맑은 고딕" w:cs="맑은 고딕" w:eastAsia="맑은 고딕" w:hAnsi="맑은 고딕"/>
+          <w:color w:val="666666"/>
+          <w:sz w:val="17"/>
+          <w:szCs w:val="17"/>
+        </w:rPr>
+        <w:t xml:space="preserve">대상  C5 / C5-P2  ·  성과 누락</w:t>
+      </w:r>
+    </w:p>
+    <w:p>
+      <w:pPr>
+        <w:spacing w:after="30" w:before="0"/>
+        <w:ind w:left="360"/>
+      </w:pPr>
+      <w:r>
+        <w:rPr>
+          <w:rFonts w:ascii="맑은 고딕" w:cs="맑은 고딕" w:eastAsia="맑은 고딕" w:hAnsi="맑은 고딕"/>
+          <w:b/>
+          <w:bCs/>
+          <w:color w:val="1E7A4C"/>
+          <w:sz w:val="20"/>
+          <w:szCs w:val="20"/>
+        </w:rPr>
+        <w:t xml:space="preserve">A12. </w:t>
+      </w:r>
+      <w:r>
+        <w:rPr>
+          <w:rFonts w:ascii="맑은 고딕" w:cs="맑은 고딕" w:eastAsia="맑은 고딕" w:hAnsi="맑은 고딕"/>
+          <w:i/>
+          <w:iCs/>
+          <w:sz w:val="20"/>
+          <w:szCs w:val="20"/>
+        </w:rPr>
+        <w:t xml:space="preserve">제가 제휴처 발굴 맡았습니다. 광고 전환당 비용(CPA) 31% 절감 했습니다. 최종적으로는 고객사 최종 검수 통과됐어요.</w:t>
+      </w:r>
+    </w:p>
+    <w:p>
+      <w:pPr>
+        <w:spacing w:after="40" w:before="0"/>
+        <w:ind w:left="360"/>
+      </w:pPr>
+      <w:r>
+        <w:rPr>
+          <w:rFonts w:ascii="맑은 고딕" w:cs="맑은 고딕" w:eastAsia="맑은 고딕" w:hAnsi="맑은 고딕"/>
+          <w:color w:val="555555"/>
+          <w:sz w:val="17"/>
+          <w:szCs w:val="17"/>
+        </w:rPr>
+        <w:t xml:space="preserve">추출  담당 역할: 제휴처 발굴   |   정량 성과: 광고 전환당 비용(CPA) 31% 절감   |   수행 결과: 고객사 최종 검수 통과</w:t>
+      </w:r>
+    </w:p>
+    <w:p>
+      <w:pPr>
+        <w:spacing w:after="20" w:before="160"/>
+      </w:pPr>
+      <w:r>
+        <w:rPr>
+          <w:rFonts w:ascii="맑은 고딕" w:cs="맑은 고딕" w:eastAsia="맑은 고딕" w:hAnsi="맑은 고딕"/>
+          <w:b/>
+          <w:bCs/>
+          <w:color w:val="1F3864"/>
+          <w:sz w:val="20"/>
+          <w:szCs w:val="20"/>
+        </w:rPr>
+        <w:t xml:space="preserve">Q13. </w:t>
+      </w:r>
+      <w:r>
+        <w:rPr>
+          <w:rFonts w:ascii="맑은 고딕" w:cs="맑은 고딕" w:eastAsia="맑은 고딕" w:hAnsi="맑은 고딕"/>
+          <w:sz w:val="20"/>
+          <w:szCs w:val="20"/>
+        </w:rPr>
+        <w:t xml:space="preserve">해당 활동에서 맡은 역할, 성과를 입력해 주세요.</w:t>
+      </w:r>
+    </w:p>
+    <w:p>
+      <w:pPr>
+        <w:spacing w:after="50" w:before="0"/>
+        <w:ind w:left="360"/>
+      </w:pPr>
+      <w:r>
+        <w:rPr>
+          <w:rFonts w:ascii="맑은 고딕" w:cs="맑은 고딕" w:eastAsia="맑은 고딕" w:hAnsi="맑은 고딕"/>
+          <w:color w:val="666666"/>
+          <w:sz w:val="17"/>
+          <w:szCs w:val="17"/>
+        </w:rPr>
+        <w:t xml:space="preserve">대상  E1 — 연합 데이터 분석 동아리  ·  대외활동 상세 누락</w:t>
+      </w:r>
+    </w:p>
+    <w:p>
+      <w:pPr>
+        <w:spacing w:after="30" w:before="0"/>
+        <w:ind w:left="360"/>
+      </w:pPr>
+      <w:r>
+        <w:rPr>
+          <w:rFonts w:ascii="맑은 고딕" w:cs="맑은 고딕" w:eastAsia="맑은 고딕" w:hAnsi="맑은 고딕"/>
+          <w:b/>
+          <w:bCs/>
+          <w:color w:val="1E7A4C"/>
+          <w:sz w:val="20"/>
+          <w:szCs w:val="20"/>
+        </w:rPr>
+        <w:t xml:space="preserve">A13. </w:t>
+      </w:r>
+      <w:r>
+        <w:rPr>
+          <w:rFonts w:ascii="맑은 고딕" w:cs="맑은 고딕" w:eastAsia="맑은 고딕" w:hAnsi="맑은 고딕"/>
+          <w:i/>
+          <w:iCs/>
+          <w:sz w:val="20"/>
+          <w:szCs w:val="20"/>
+        </w:rPr>
+        <w:t xml:space="preserve">회장으로 참여했습니다, 결과는 활동 결과물 전시였습니다.</w:t>
+      </w:r>
+    </w:p>
+    <w:p>
+      <w:pPr>
+        <w:spacing w:after="40" w:before="0"/>
+        <w:ind w:left="360"/>
+      </w:pPr>
+      <w:r>
+        <w:rPr>
+          <w:rFonts w:ascii="맑은 고딕" w:cs="맑은 고딕" w:eastAsia="맑은 고딕" w:hAnsi="맑은 고딕"/>
+          <w:color w:val="555555"/>
+          <w:sz w:val="17"/>
+          <w:szCs w:val="17"/>
+        </w:rPr>
+        <w:t xml:space="preserve">추출  활동 역할: 회장   |   활동 성과: 활동 결과물 전시</w:t>
+      </w:r>
+    </w:p>
+    <w:p>
+      <w:pPr>
+        <w:spacing w:after="20" w:before="160"/>
+      </w:pPr>
+      <w:r>
+        <w:rPr>
+          <w:rFonts w:ascii="맑은 고딕" w:cs="맑은 고딕" w:eastAsia="맑은 고딕" w:hAnsi="맑은 고딕"/>
+          <w:b/>
+          <w:bCs/>
+          <w:color w:val="1F3864"/>
+          <w:sz w:val="20"/>
+          <w:szCs w:val="20"/>
+        </w:rPr>
+        <w:t xml:space="preserve">Q14. </w:t>
+      </w:r>
+      <w:r>
+        <w:rPr>
+          <w:rFonts w:ascii="맑은 고딕" w:cs="맑은 고딕" w:eastAsia="맑은 고딕" w:hAnsi="맑은 고딕"/>
+          <w:sz w:val="20"/>
+          <w:szCs w:val="20"/>
+        </w:rPr>
+        <w:t xml:space="preserve">해당 경력의 정확한 시작 연월과 종료 연월을 입력해 주세요.</w:t>
+      </w:r>
+    </w:p>
+    <w:p>
+      <w:pPr>
+        <w:spacing w:after="50" w:before="0"/>
+        <w:ind w:left="360"/>
+      </w:pPr>
+      <w:r>
+        <w:rPr>
+          <w:rFonts w:ascii="맑은 고딕" w:cs="맑은 고딕" w:eastAsia="맑은 고딕" w:hAnsi="맑은 고딕"/>
+          <w:color w:val="666666"/>
+          <w:sz w:val="17"/>
+          <w:szCs w:val="17"/>
+        </w:rPr>
+        <w:t xml:space="preserve">대상  C2  ·  기간 정보 불완전</w:t>
+      </w:r>
+    </w:p>
+    <w:p>
+      <w:pPr>
+        <w:spacing w:after="30" w:before="0"/>
+        <w:ind w:left="360"/>
+      </w:pPr>
+      <w:r>
+        <w:rPr>
+          <w:rFonts w:ascii="맑은 고딕" w:cs="맑은 고딕" w:eastAsia="맑은 고딕" w:hAnsi="맑은 고딕"/>
+          <w:b/>
+          <w:bCs/>
+          <w:color w:val="1E7A4C"/>
+          <w:sz w:val="20"/>
+          <w:szCs w:val="20"/>
+        </w:rPr>
+        <w:t xml:space="preserve">A14. </w:t>
+      </w:r>
+      <w:r>
+        <w:rPr>
+          <w:rFonts w:ascii="맑은 고딕" w:cs="맑은 고딕" w:eastAsia="맑은 고딕" w:hAnsi="맑은 고딕"/>
+          <w:i/>
+          <w:iCs/>
+          <w:sz w:val="20"/>
+          <w:szCs w:val="20"/>
+        </w:rPr>
+        <w:t xml:space="preserve">정확히는 2017-05부터 2019-10까지입니다.</w:t>
+      </w:r>
+    </w:p>
+    <w:p>
+      <w:pPr>
+        <w:spacing w:after="40" w:before="0"/>
+        <w:ind w:left="360"/>
+      </w:pPr>
+      <w:r>
+        <w:rPr>
+          <w:rFonts w:ascii="맑은 고딕" w:cs="맑은 고딕" w:eastAsia="맑은 고딕" w:hAnsi="맑은 고딕"/>
+          <w:color w:val="555555"/>
+          <w:sz w:val="17"/>
+          <w:szCs w:val="17"/>
+        </w:rPr>
+        <w:t xml:space="preserve">추출  시작일: 2017-05   |   종료일: 2019-10</w:t>
+      </w:r>
+    </w:p>
+    <w:p>
+      <w:pPr>
+        <w:spacing w:after="20" w:before="160"/>
+      </w:pPr>
+      <w:r>
+        <w:rPr>
+          <w:rFonts w:ascii="맑은 고딕" w:cs="맑은 고딕" w:eastAsia="맑은 고딕" w:hAnsi="맑은 고딕"/>
+          <w:b/>
+          <w:bCs/>
+          <w:color w:val="1F3864"/>
+          <w:sz w:val="20"/>
+          <w:szCs w:val="20"/>
+        </w:rPr>
+        <w:t xml:space="preserve">Q15. </w:t>
+      </w:r>
+      <w:r>
+        <w:rPr>
+          <w:rFonts w:ascii="맑은 고딕" w:cs="맑은 고딕" w:eastAsia="맑은 고딕" w:hAnsi="맑은 고딕"/>
+          <w:sz w:val="20"/>
+          <w:szCs w:val="20"/>
+        </w:rPr>
+        <w:t xml:space="preserve">해당 경력의 정확한 시작 연월과 종료 연월을 입력해 주세요.</w:t>
+      </w:r>
+    </w:p>
+    <w:p>
+      <w:pPr>
+        <w:spacing w:after="50" w:before="0"/>
+        <w:ind w:left="360"/>
+      </w:pPr>
+      <w:r>
+        <w:rPr>
+          <w:rFonts w:ascii="맑은 고딕" w:cs="맑은 고딕" w:eastAsia="맑은 고딕" w:hAnsi="맑은 고딕"/>
+          <w:color w:val="666666"/>
+          <w:sz w:val="17"/>
+          <w:szCs w:val="17"/>
+        </w:rPr>
+        <w:t xml:space="preserve">대상  C5  ·  기간 정보 불완전</w:t>
+      </w:r>
+    </w:p>
+    <w:p>
+      <w:pPr>
+        <w:spacing w:after="30" w:before="0"/>
+        <w:ind w:left="360"/>
+      </w:pPr>
+      <w:r>
+        <w:rPr>
+          <w:rFonts w:ascii="맑은 고딕" w:cs="맑은 고딕" w:eastAsia="맑은 고딕" w:hAnsi="맑은 고딕"/>
+          <w:b/>
+          <w:bCs/>
+          <w:color w:val="1E7A4C"/>
+          <w:sz w:val="20"/>
+          <w:szCs w:val="20"/>
+        </w:rPr>
+        <w:t xml:space="preserve">A15. </w:t>
+      </w:r>
+      <w:r>
+        <w:rPr>
+          <w:rFonts w:ascii="맑은 고딕" w:cs="맑은 고딕" w:eastAsia="맑은 고딕" w:hAnsi="맑은 고딕"/>
+          <w:i/>
+          <w:iCs/>
+          <w:sz w:val="20"/>
+          <w:szCs w:val="20"/>
+        </w:rPr>
+        <w:t xml:space="preserve">정확히는 2024-03부터 2026-09까지입니다.</w:t>
+      </w:r>
+    </w:p>
+    <w:p>
+      <w:pPr>
+        <w:spacing w:after="40" w:before="0"/>
+        <w:ind w:left="360"/>
+      </w:pPr>
+      <w:r>
+        <w:rPr>
+          <w:rFonts w:ascii="맑은 고딕" w:cs="맑은 고딕" w:eastAsia="맑은 고딕" w:hAnsi="맑은 고딕"/>
+          <w:color w:val="555555"/>
+          <w:sz w:val="17"/>
+          <w:szCs w:val="17"/>
+        </w:rPr>
+        <w:t xml:space="preserve">추출  시작일: 2024-03   |   종료일: 2026-09</w:t>
       </w:r>
     </w:p>
     <w:p>
@@ -2807,7 +3638,7 @@
           <w:sz w:val="36"/>
           <w:szCs w:val="36"/>
         </w:rPr>
-        <w:t xml:space="preserve">윤태윤</w:t>
+        <w:t xml:space="preserve">장다인</w:t>
       </w:r>
     </w:p>
     <w:p>
@@ -2821,7 +3652,7 @@
           <w:sz w:val="20"/>
           <w:szCs w:val="20"/>
         </w:rPr>
-        <w:t xml:space="preserve">CRM 마케터 지원</w:t>
+        <w:t xml:space="preserve">그로스 마케터 지원</w:t>
       </w:r>
     </w:p>
     <w:p>
@@ -2835,7 +3666,7 @@
           <w:sz w:val="18"/>
           <w:szCs w:val="18"/>
         </w:rPr>
-        <w:t xml:space="preserve">user6063@example.com  |  010-0000-0000</w:t>
+        <w:t xml:space="preserve">user7463@example.com  |  010-0000-0000</w:t>
       </w:r>
     </w:p>
     <w:p>
@@ -2868,26 +3699,26 @@
           <w:sz w:val="20"/>
           <w:szCs w:val="20"/>
         </w:rPr>
-        <w:t xml:space="preserve">2012-03 ~ 2014-02   </w:t>
-      </w:r>
-      <w:r>
-        <w:rPr>
-          <w:rFonts w:ascii="맑은 고딕" w:cs="맑은 고딕" w:eastAsia="맑은 고딕" w:hAnsi="맑은 고딕"/>
-          <w:b/>
-          <w:bCs/>
-          <w:sz w:val="20"/>
-          <w:szCs w:val="20"/>
-        </w:rPr>
-        <w:t xml:space="preserve">이현대학교 미디어커뮤니케이션학과</w:t>
-      </w:r>
-      <w:r>
-        <w:rPr>
-          <w:rFonts w:ascii="맑은 고딕" w:cs="맑은 고딕" w:eastAsia="맑은 고딕" w:hAnsi="맑은 고딕"/>
-          <w:color w:val="666666"/>
-          <w:sz w:val="20"/>
-          <w:szCs w:val="20"/>
-        </w:rPr>
-        <w:t xml:space="preserve">  (전문학사, 학점 3.9)</w:t>
+        <w:t xml:space="preserve">2013-03 ~ 2015-02   </w:t>
+      </w:r>
+      <w:r>
+        <w:rPr>
+          <w:rFonts w:ascii="맑은 고딕" w:cs="맑은 고딕" w:eastAsia="맑은 고딕" w:hAnsi="맑은 고딕"/>
+          <w:b/>
+          <w:bCs/>
+          <w:sz w:val="20"/>
+          <w:szCs w:val="20"/>
+        </w:rPr>
+        <w:t xml:space="preserve">가온대학교 심리학과</w:t>
+      </w:r>
+      <w:r>
+        <w:rPr>
+          <w:rFonts w:ascii="맑은 고딕" w:cs="맑은 고딕" w:eastAsia="맑은 고딕" w:hAnsi="맑은 고딕"/>
+          <w:color w:val="666666"/>
+          <w:sz w:val="20"/>
+          <w:szCs w:val="20"/>
+        </w:rPr>
+        <w:t xml:space="preserve">  (전문학사, 학점 3.16)</w:t>
       </w:r>
     </w:p>
     <w:p>
@@ -2920,34 +3751,34 @@
           <w:sz w:val="20"/>
           <w:szCs w:val="20"/>
         </w:rPr>
-        <w:t xml:space="preserve">2015-06 ~ 2017-09   </w:t>
-      </w:r>
-      <w:r>
-        <w:rPr>
-          <w:rFonts w:ascii="맑은 고딕" w:cs="맑은 고딕" w:eastAsia="맑은 고딕" w:hAnsi="맑은 고딕"/>
-          <w:b/>
-          <w:bCs/>
-          <w:sz w:val="20"/>
-          <w:szCs w:val="20"/>
-        </w:rPr>
-        <w:t xml:space="preserve">링크파트너스</w:t>
-      </w:r>
-      <w:r>
-        <w:rPr>
-          <w:rFonts w:ascii="맑은 고딕" w:cs="맑은 고딕" w:eastAsia="맑은 고딕" w:hAnsi="맑은 고딕"/>
-          <w:color w:val="666666"/>
-          <w:sz w:val="20"/>
-          <w:szCs w:val="20"/>
-        </w:rPr>
-        <w:t xml:space="preserve">  (중소기업)</w:t>
-      </w:r>
-      <w:r>
-        <w:rPr>
-          <w:rFonts w:ascii="맑은 고딕" w:cs="맑은 고딕" w:eastAsia="맑은 고딕" w:hAnsi="맑은 고딕"/>
-          <w:sz w:val="20"/>
-          <w:szCs w:val="20"/>
-        </w:rPr>
-        <w:t xml:space="preserve">  콘텐츠 마케터 사원</w:t>
+        <w:t xml:space="preserve">2016-04 ~ 2016-11   </w:t>
+      </w:r>
+      <w:r>
+        <w:rPr>
+          <w:rFonts w:ascii="맑은 고딕" w:cs="맑은 고딕" w:eastAsia="맑은 고딕" w:hAnsi="맑은 고딕"/>
+          <w:b/>
+          <w:bCs/>
+          <w:sz w:val="20"/>
+          <w:szCs w:val="20"/>
+        </w:rPr>
+        <w:t xml:space="preserve">온새테크</w:t>
+      </w:r>
+      <w:r>
+        <w:rPr>
+          <w:rFonts w:ascii="맑은 고딕" w:cs="맑은 고딕" w:eastAsia="맑은 고딕" w:hAnsi="맑은 고딕"/>
+          <w:color w:val="666666"/>
+          <w:sz w:val="20"/>
+          <w:szCs w:val="20"/>
+        </w:rPr>
+        <w:t xml:space="preserve">  (중견기업)</w:t>
+      </w:r>
+      <w:r>
+        <w:rPr>
+          <w:rFonts w:ascii="맑은 고딕" w:cs="맑은 고딕" w:eastAsia="맑은 고딕" w:hAnsi="맑은 고딕"/>
+          <w:sz w:val="20"/>
+          <w:szCs w:val="20"/>
+        </w:rPr>
+        <w:t xml:space="preserve">  콘텐츠 마케터 과장</w:t>
       </w:r>
     </w:p>
     <w:p>
@@ -2961,7 +3792,7 @@
           <w:sz w:val="20"/>
           <w:szCs w:val="20"/>
         </w:rPr>
-        <w:t xml:space="preserve">▪ 이커머스 브랜드 캠페인 집행  (2016-04~2017-05)</w:t>
+        <w:t xml:space="preserve">▪ CRM 리텐션 시나리오 설계  (2016-06~2016-11)</w:t>
       </w:r>
     </w:p>
     <w:p>
@@ -2976,7 +3807,7 @@
           <w:sz w:val="20"/>
           <w:szCs w:val="20"/>
         </w:rPr>
-        <w:t xml:space="preserve">담당  예산 운영</w:t>
+        <w:t xml:space="preserve">담당  세그먼트 정의</w:t>
       </w:r>
     </w:p>
     <w:p>
@@ -2991,7 +3822,7 @@
           <w:sz w:val="20"/>
           <w:szCs w:val="20"/>
         </w:rPr>
-        <w:t xml:space="preserve">성과  광고 전환당 비용(CPA) 15% 절감, 재방문율 7%p 개선</w:t>
+        <w:t xml:space="preserve">성과  광고 수익률(ROAS) 159%p 개선</w:t>
       </w:r>
     </w:p>
     <w:p>
@@ -3006,7 +3837,48 @@
           <w:sz w:val="20"/>
           <w:szCs w:val="20"/>
         </w:rPr>
-        <w:t xml:space="preserve">결과  전사 확대 적용</w:t>
+        <w:t xml:space="preserve">결과  고객사 최종 검수 통과</w:t>
+      </w:r>
+    </w:p>
+    <w:p>
+      <w:pPr>
+        <w:spacing w:after="40" w:before="100"/>
+      </w:pPr>
+      <w:r>
+        <w:rPr>
+          <w:rFonts w:ascii="맑은 고딕" w:cs="맑은 고딕" w:eastAsia="맑은 고딕" w:hAnsi="맑은 고딕"/>
+          <w:color w:val="666666"/>
+          <w:sz w:val="20"/>
+          <w:szCs w:val="20"/>
+        </w:rPr>
+        <w:t xml:space="preserve">2017-05 ~ 2019-10   </w:t>
+      </w:r>
+      <w:r>
+        <w:rPr>
+          <w:rFonts w:ascii="맑은 고딕" w:cs="맑은 고딕" w:eastAsia="맑은 고딕" w:hAnsi="맑은 고딕"/>
+          <w:b/>
+          <w:bCs/>
+          <w:sz w:val="20"/>
+          <w:szCs w:val="20"/>
+        </w:rPr>
+        <w:t xml:space="preserve">㈜픽셀시스템즈</w:t>
+      </w:r>
+      <w:r>
+        <w:rPr>
+          <w:rFonts w:ascii="맑은 고딕" w:cs="맑은 고딕" w:eastAsia="맑은 고딕" w:hAnsi="맑은 고딕"/>
+          <w:color w:val="666666"/>
+          <w:sz w:val="20"/>
+          <w:szCs w:val="20"/>
+        </w:rPr>
+        <w:t xml:space="preserve">  (대기업)</w:t>
+      </w:r>
+      <w:r>
+        <w:rPr>
+          <w:rFonts w:ascii="맑은 고딕" w:cs="맑은 고딕" w:eastAsia="맑은 고딕" w:hAnsi="맑은 고딕"/>
+          <w:sz w:val="20"/>
+          <w:szCs w:val="20"/>
+        </w:rPr>
+        <w:t xml:space="preserve">  콘텐츠 마케터 대리</w:t>
       </w:r>
     </w:p>
     <w:p>
@@ -3020,7 +3892,7 @@
           <w:sz w:val="20"/>
           <w:szCs w:val="20"/>
         </w:rPr>
-        <w:t xml:space="preserve">▪ 뷰티 제휴 마케팅 확대  (2017-05~2017-09)</w:t>
+        <w:t xml:space="preserve">▪ SEO 개선 프로젝트  (2017-08~2018-01)</w:t>
       </w:r>
     </w:p>
     <w:p>
@@ -3035,7 +3907,7 @@
           <w:sz w:val="20"/>
           <w:szCs w:val="20"/>
         </w:rPr>
-        <w:t xml:space="preserve">담당  제휴 성과 관리</w:t>
+        <w:t xml:space="preserve">담당  콘텐츠 구조 개선</w:t>
       </w:r>
     </w:p>
     <w:p>
@@ -3050,7 +3922,7 @@
           <w:sz w:val="20"/>
           <w:szCs w:val="20"/>
         </w:rPr>
-        <w:t xml:space="preserve">성과  광고 수익률(ROAS) 174%p 개선</w:t>
+        <w:t xml:space="preserve">성과  신규 가입자 수 20% 개선</w:t>
       </w:r>
     </w:p>
     <w:p>
@@ -3065,7 +3937,7 @@
           <w:sz w:val="20"/>
           <w:szCs w:val="20"/>
         </w:rPr>
-        <w:t xml:space="preserve">결과  목표 지표 달성 후 정식 배포</w:t>
+        <w:t xml:space="preserve">결과  정상 오픈 및 운영 이관 완료</w:t>
       </w:r>
     </w:p>
     <w:p>
@@ -3079,7 +3951,7 @@
           <w:sz w:val="20"/>
           <w:szCs w:val="20"/>
         </w:rPr>
-        <w:t xml:space="preserve">▪ 이커머스 신규 고객 유입 캠페인  (2015-12~2016-09)</w:t>
+        <w:t xml:space="preserve">▪ CRM 리텐션 시나리오 설계  (2018-08~2019-10)</w:t>
       </w:r>
     </w:p>
     <w:p>
@@ -3094,7 +3966,7 @@
           <w:sz w:val="20"/>
           <w:szCs w:val="20"/>
         </w:rPr>
-        <w:t xml:space="preserve">담당  소재 기획</w:t>
+        <w:t xml:space="preserve">담당  세그먼트 정의</w:t>
       </w:r>
     </w:p>
     <w:p>
@@ -3109,7 +3981,7 @@
           <w:sz w:val="20"/>
           <w:szCs w:val="20"/>
         </w:rPr>
-        <w:t xml:space="preserve">성과  신규 가입자 수 26% 개선, 광고 수익률(ROAS) 193%p 개선</w:t>
+        <w:t xml:space="preserve">성과  재방문율 11%p 개선</w:t>
       </w:r>
     </w:p>
     <w:p>
@@ -3124,7 +3996,7 @@
           <w:sz w:val="20"/>
           <w:szCs w:val="20"/>
         </w:rPr>
-        <w:t xml:space="preserve">결과  정상 오픈 및 운영 이관 완료</w:t>
+        <w:t xml:space="preserve">결과  사내 표준 프로세스로 채택</w:t>
       </w:r>
     </w:p>
     <w:p>
@@ -3138,34 +4010,34 @@
           <w:sz w:val="20"/>
           <w:szCs w:val="20"/>
         </w:rPr>
-        <w:t xml:space="preserve">2017-11 ~ 2019-11   </w:t>
-      </w:r>
-      <w:r>
-        <w:rPr>
-          <w:rFonts w:ascii="맑은 고딕" w:cs="맑은 고딕" w:eastAsia="맑은 고딕" w:hAnsi="맑은 고딕"/>
-          <w:b/>
-          <w:bCs/>
-          <w:sz w:val="20"/>
-          <w:szCs w:val="20"/>
-        </w:rPr>
-        <w:t xml:space="preserve">하람웍스㈜</w:t>
-      </w:r>
-      <w:r>
-        <w:rPr>
-          <w:rFonts w:ascii="맑은 고딕" w:cs="맑은 고딕" w:eastAsia="맑은 고딕" w:hAnsi="맑은 고딕"/>
-          <w:color w:val="666666"/>
-          <w:sz w:val="20"/>
-          <w:szCs w:val="20"/>
-        </w:rPr>
-        <w:t xml:space="preserve">  (중소기업)</w:t>
-      </w:r>
-      <w:r>
-        <w:rPr>
-          <w:rFonts w:ascii="맑은 고딕" w:cs="맑은 고딕" w:eastAsia="맑은 고딕" w:hAnsi="맑은 고딕"/>
-          <w:sz w:val="20"/>
-          <w:szCs w:val="20"/>
-        </w:rPr>
-        <w:t xml:space="preserve">  퍼포먼스 마케터 대리</w:t>
+        <w:t xml:space="preserve">2019-10 ~ 2021-10   </w:t>
+      </w:r>
+      <w:r>
+        <w:rPr>
+          <w:rFonts w:ascii="맑은 고딕" w:cs="맑은 고딕" w:eastAsia="맑은 고딕" w:hAnsi="맑은 고딕"/>
+          <w:b/>
+          <w:bCs/>
+          <w:sz w:val="20"/>
+          <w:szCs w:val="20"/>
+        </w:rPr>
+        <w:t xml:space="preserve">㈜픽셀네트웍스</w:t>
+      </w:r>
+      <w:r>
+        <w:rPr>
+          <w:rFonts w:ascii="맑은 고딕" w:cs="맑은 고딕" w:eastAsia="맑은 고딕" w:hAnsi="맑은 고딕"/>
+          <w:color w:val="666666"/>
+          <w:sz w:val="20"/>
+          <w:szCs w:val="20"/>
+        </w:rPr>
+        <w:t xml:space="preserve">  (스타트업)</w:t>
+      </w:r>
+      <w:r>
+        <w:rPr>
+          <w:rFonts w:ascii="맑은 고딕" w:cs="맑은 고딕" w:eastAsia="맑은 고딕" w:hAnsi="맑은 고딕"/>
+          <w:sz w:val="20"/>
+          <w:szCs w:val="20"/>
+        </w:rPr>
+        <w:t xml:space="preserve">  콘텐츠 마케터 대리</w:t>
       </w:r>
     </w:p>
     <w:p>
@@ -3179,7 +4051,7 @@
           <w:sz w:val="20"/>
           <w:szCs w:val="20"/>
         </w:rPr>
-        <w:t xml:space="preserve">▪ SEO 개선 프로젝트  (2019-04~2019-07)</w:t>
+        <w:t xml:space="preserve">▪ F&amp;B 브랜드 캠페인 집행  (2020-03~2021-01)</w:t>
       </w:r>
     </w:p>
     <w:p>
@@ -3194,7 +4066,7 @@
           <w:sz w:val="20"/>
           <w:szCs w:val="20"/>
         </w:rPr>
-        <w:t xml:space="preserve">담당  키워드 리서치</w:t>
+        <w:t xml:space="preserve">담당  캠페인 기획</w:t>
       </w:r>
     </w:p>
     <w:p>
@@ -3209,7 +4081,7 @@
           <w:sz w:val="20"/>
           <w:szCs w:val="20"/>
         </w:rPr>
-        <w:t xml:space="preserve">성과  광고 수익률(ROAS) 37%p 개선</w:t>
+        <w:t xml:space="preserve">성과  광고 수익률(ROAS) 231%p 개선</w:t>
       </w:r>
     </w:p>
     <w:p>
@@ -3224,7 +4096,48 @@
           <w:sz w:val="20"/>
           <w:szCs w:val="20"/>
         </w:rPr>
-        <w:t xml:space="preserve">결과  사내 표준 프로세스로 채택</w:t>
+        <w:t xml:space="preserve">결과  목표 지표 달성 후 정식 배포</w:t>
+      </w:r>
+    </w:p>
+    <w:p>
+      <w:pPr>
+        <w:spacing w:after="40" w:before="100"/>
+      </w:pPr>
+      <w:r>
+        <w:rPr>
+          <w:rFonts w:ascii="맑은 고딕" w:cs="맑은 고딕" w:eastAsia="맑은 고딕" w:hAnsi="맑은 고딕"/>
+          <w:color w:val="666666"/>
+          <w:sz w:val="20"/>
+          <w:szCs w:val="20"/>
+        </w:rPr>
+        <w:t xml:space="preserve">2022-07 ~ 2023-11   </w:t>
+      </w:r>
+      <w:r>
+        <w:rPr>
+          <w:rFonts w:ascii="맑은 고딕" w:cs="맑은 고딕" w:eastAsia="맑은 고딕" w:hAnsi="맑은 고딕"/>
+          <w:b/>
+          <w:bCs/>
+          <w:sz w:val="20"/>
+          <w:szCs w:val="20"/>
+        </w:rPr>
+        <w:t xml:space="preserve">하람테크 주식회사</w:t>
+      </w:r>
+      <w:r>
+        <w:rPr>
+          <w:rFonts w:ascii="맑은 고딕" w:cs="맑은 고딕" w:eastAsia="맑은 고딕" w:hAnsi="맑은 고딕"/>
+          <w:color w:val="666666"/>
+          <w:sz w:val="20"/>
+          <w:szCs w:val="20"/>
+        </w:rPr>
+        <w:t xml:space="preserve">  (스타트업)</w:t>
+      </w:r>
+      <w:r>
+        <w:rPr>
+          <w:rFonts w:ascii="맑은 고딕" w:cs="맑은 고딕" w:eastAsia="맑은 고딕" w:hAnsi="맑은 고딕"/>
+          <w:sz w:val="20"/>
+          <w:szCs w:val="20"/>
+        </w:rPr>
+        <w:t xml:space="preserve">  브랜드 마케터 사원</w:t>
       </w:r>
     </w:p>
     <w:p>
@@ -3238,7 +4151,7 @@
           <w:sz w:val="20"/>
           <w:szCs w:val="20"/>
         </w:rPr>
-        <w:t xml:space="preserve">▪ 이커머스 신규 고객 유입 캠페인  (2019-04~2019-11)</w:t>
+        <w:t xml:space="preserve">▪ F&amp;B 제휴 마케팅 확대  (2022-11~2023-05)</w:t>
       </w:r>
     </w:p>
     <w:p>
@@ -3253,7 +4166,7 @@
           <w:sz w:val="20"/>
           <w:szCs w:val="20"/>
         </w:rPr>
-        <w:t xml:space="preserve">담당  소재 기획</w:t>
+        <w:t xml:space="preserve">담당  제휴 성과 관리</w:t>
       </w:r>
     </w:p>
     <w:p>
@@ -3268,7 +4181,7 @@
           <w:sz w:val="20"/>
           <w:szCs w:val="20"/>
         </w:rPr>
-        <w:t xml:space="preserve">성과  자연 유입 트래픽 129% 개선</w:t>
+        <w:t xml:space="preserve">성과  광고 수익률(ROAS) 245%p 개선, 재방문율 10%p 개선</w:t>
       </w:r>
     </w:p>
     <w:p>
@@ -3283,7 +4196,7 @@
           <w:sz w:val="20"/>
           <w:szCs w:val="20"/>
         </w:rPr>
-        <w:t xml:space="preserve">결과  전사 확대 적용</w:t>
+        <w:t xml:space="preserve">결과  목표 지표 달성 후 정식 배포</w:t>
       </w:r>
     </w:p>
     <w:p>
@@ -3297,34 +4210,34 @@
           <w:sz w:val="20"/>
           <w:szCs w:val="20"/>
         </w:rPr>
-        <w:t xml:space="preserve">2019-12 ~ 2022-04   </w:t>
-      </w:r>
-      <w:r>
-        <w:rPr>
-          <w:rFonts w:ascii="맑은 고딕" w:cs="맑은 고딕" w:eastAsia="맑은 고딕" w:hAnsi="맑은 고딕"/>
-          <w:b/>
-          <w:bCs/>
-          <w:sz w:val="20"/>
-          <w:szCs w:val="20"/>
-        </w:rPr>
-        <w:t xml:space="preserve">넥스솔루션 주식회사</w:t>
-      </w:r>
-      <w:r>
-        <w:rPr>
-          <w:rFonts w:ascii="맑은 고딕" w:cs="맑은 고딕" w:eastAsia="맑은 고딕" w:hAnsi="맑은 고딕"/>
-          <w:color w:val="666666"/>
-          <w:sz w:val="20"/>
-          <w:szCs w:val="20"/>
-        </w:rPr>
-        <w:t xml:space="preserve">  (중견기업)</w:t>
-      </w:r>
-      <w:r>
-        <w:rPr>
-          <w:rFonts w:ascii="맑은 고딕" w:cs="맑은 고딕" w:eastAsia="맑은 고딕" w:hAnsi="맑은 고딕"/>
-          <w:sz w:val="20"/>
-          <w:szCs w:val="20"/>
-        </w:rPr>
-        <w:t xml:space="preserve">  브랜드 마케터 과장</w:t>
+        <w:t xml:space="preserve">2024-03 ~ 2026-09   </w:t>
+      </w:r>
+      <w:r>
+        <w:rPr>
+          <w:rFonts w:ascii="맑은 고딕" w:cs="맑은 고딕" w:eastAsia="맑은 고딕" w:hAnsi="맑은 고딕"/>
+          <w:b/>
+          <w:bCs/>
+          <w:sz w:val="20"/>
+          <w:szCs w:val="20"/>
+        </w:rPr>
+        <w:t xml:space="preserve">브릿지시스템즈 주식회사</w:t>
+      </w:r>
+      <w:r>
+        <w:rPr>
+          <w:rFonts w:ascii="맑은 고딕" w:cs="맑은 고딕" w:eastAsia="맑은 고딕" w:hAnsi="맑은 고딕"/>
+          <w:color w:val="666666"/>
+          <w:sz w:val="20"/>
+          <w:szCs w:val="20"/>
+        </w:rPr>
+        <w:t xml:space="preserve">  (스타트업)</w:t>
+      </w:r>
+      <w:r>
+        <w:rPr>
+          <w:rFonts w:ascii="맑은 고딕" w:cs="맑은 고딕" w:eastAsia="맑은 고딕" w:hAnsi="맑은 고딕"/>
+          <w:sz w:val="20"/>
+          <w:szCs w:val="20"/>
+        </w:rPr>
+        <w:t xml:space="preserve">  CRM 마케터 사원</w:t>
       </w:r>
     </w:p>
     <w:p>
@@ -3338,7 +4251,7 @@
           <w:sz w:val="20"/>
           <w:szCs w:val="20"/>
         </w:rPr>
-        <w:t xml:space="preserve">▪ 뷰티 제휴 마케팅 확대  (2021-12~2022-04)</w:t>
+        <w:t xml:space="preserve">▪ 여행 제휴 마케팅 확대  (2026-05~2026-08)</w:t>
       </w:r>
     </w:p>
     <w:p>
@@ -3353,7 +4266,7 @@
           <w:sz w:val="20"/>
           <w:szCs w:val="20"/>
         </w:rPr>
-        <w:t xml:space="preserve">담당  제휴처 발굴</w:t>
+        <w:t xml:space="preserve">담당  제휴 성과 관리</w:t>
       </w:r>
     </w:p>
     <w:p>
@@ -3368,7 +4281,7 @@
           <w:sz w:val="20"/>
           <w:szCs w:val="20"/>
         </w:rPr>
-        <w:t xml:space="preserve">성과  이메일 오픈율 14%p 개선, 광고 전환당 비용(CPA) 39% 절감</w:t>
+        <w:t xml:space="preserve">성과  신규 가입자 수 17% 개선</w:t>
       </w:r>
     </w:p>
     <w:p>
@@ -3383,48 +4296,7 @@
           <w:sz w:val="20"/>
           <w:szCs w:val="20"/>
         </w:rPr>
-        <w:t xml:space="preserve">결과  목표 지표 달성 후 정식 배포</w:t>
-      </w:r>
-    </w:p>
-    <w:p>
-      <w:pPr>
-        <w:spacing w:after="40" w:before="100"/>
-      </w:pPr>
-      <w:r>
-        <w:rPr>
-          <w:rFonts w:ascii="맑은 고딕" w:cs="맑은 고딕" w:eastAsia="맑은 고딕" w:hAnsi="맑은 고딕"/>
-          <w:color w:val="666666"/>
-          <w:sz w:val="20"/>
-          <w:szCs w:val="20"/>
-        </w:rPr>
-        <w:t xml:space="preserve">2022-05 ~ 2022-12   </w:t>
-      </w:r>
-      <w:r>
-        <w:rPr>
-          <w:rFonts w:ascii="맑은 고딕" w:cs="맑은 고딕" w:eastAsia="맑은 고딕" w:hAnsi="맑은 고딕"/>
-          <w:b/>
-          <w:bCs/>
-          <w:sz w:val="20"/>
-          <w:szCs w:val="20"/>
-        </w:rPr>
-        <w:t xml:space="preserve">코어커머스</w:t>
-      </w:r>
-      <w:r>
-        <w:rPr>
-          <w:rFonts w:ascii="맑은 고딕" w:cs="맑은 고딕" w:eastAsia="맑은 고딕" w:hAnsi="맑은 고딕"/>
-          <w:color w:val="666666"/>
-          <w:sz w:val="20"/>
-          <w:szCs w:val="20"/>
-        </w:rPr>
-        <w:t xml:space="preserve">  (중소기업)</w:t>
-      </w:r>
-      <w:r>
-        <w:rPr>
-          <w:rFonts w:ascii="맑은 고딕" w:cs="맑은 고딕" w:eastAsia="맑은 고딕" w:hAnsi="맑은 고딕"/>
-          <w:sz w:val="20"/>
-          <w:szCs w:val="20"/>
-        </w:rPr>
-        <w:t xml:space="preserve">  그로스 마케터 대리</w:t>
+        <w:t xml:space="preserve">결과  정상 오픈 및 운영 이관 완료</w:t>
       </w:r>
     </w:p>
     <w:p>
@@ -3438,7 +4310,7 @@
           <w:sz w:val="20"/>
           <w:szCs w:val="20"/>
         </w:rPr>
-        <w:t xml:space="preserve">▪ SEO 개선 프로젝트  (2022-06~2022-12)</w:t>
+        <w:t xml:space="preserve">▪ 구독 제휴 마케팅 확대  (2026-03~2026-08)</w:t>
       </w:r>
     </w:p>
     <w:p>
@@ -3453,7 +4325,7 @@
           <w:sz w:val="20"/>
           <w:szCs w:val="20"/>
         </w:rPr>
-        <w:t xml:space="preserve">담당  콘텐츠 구조 개선</w:t>
+        <w:t xml:space="preserve">담당  제휴처 발굴</w:t>
       </w:r>
     </w:p>
     <w:p>
@@ -3468,7 +4340,7 @@
           <w:sz w:val="20"/>
           <w:szCs w:val="20"/>
         </w:rPr>
-        <w:t xml:space="preserve">성과  신규 가입자 수 65% 개선</w:t>
+        <w:t xml:space="preserve">성과  광고 전환당 비용(CPA) 31% 절감</w:t>
       </w:r>
     </w:p>
     <w:p>
@@ -3483,207 +4355,7 @@
           <w:sz w:val="20"/>
           <w:szCs w:val="20"/>
         </w:rPr>
-        <w:t xml:space="preserve">결과  사내 표준 프로세스로 채택</w:t>
-      </w:r>
-    </w:p>
-    <w:p>
-      <w:pPr>
-        <w:spacing w:after="40" w:before="100"/>
-      </w:pPr>
-      <w:r>
-        <w:rPr>
-          <w:rFonts w:ascii="맑은 고딕" w:cs="맑은 고딕" w:eastAsia="맑은 고딕" w:hAnsi="맑은 고딕"/>
-          <w:color w:val="666666"/>
-          <w:sz w:val="20"/>
-          <w:szCs w:val="20"/>
-        </w:rPr>
-        <w:t xml:space="preserve">2023-01 ~ 2023-10   </w:t>
-      </w:r>
-      <w:r>
-        <w:rPr>
-          <w:rFonts w:ascii="맑은 고딕" w:cs="맑은 고딕" w:eastAsia="맑은 고딕" w:hAnsi="맑은 고딕"/>
-          <w:b/>
-          <w:bCs/>
-          <w:sz w:val="20"/>
-          <w:szCs w:val="20"/>
-        </w:rPr>
-        <w:t xml:space="preserve">㈜밸런커머스</w:t>
-      </w:r>
-      <w:r>
-        <w:rPr>
-          <w:rFonts w:ascii="맑은 고딕" w:cs="맑은 고딕" w:eastAsia="맑은 고딕" w:hAnsi="맑은 고딕"/>
-          <w:color w:val="666666"/>
-          <w:sz w:val="20"/>
-          <w:szCs w:val="20"/>
-        </w:rPr>
-        <w:t xml:space="preserve">  (중소기업)</w:t>
-      </w:r>
-      <w:r>
-        <w:rPr>
-          <w:rFonts w:ascii="맑은 고딕" w:cs="맑은 고딕" w:eastAsia="맑은 고딕" w:hAnsi="맑은 고딕"/>
-          <w:sz w:val="20"/>
-          <w:szCs w:val="20"/>
-        </w:rPr>
-        <w:t xml:space="preserve">  퍼포먼스 마케터 사원</w:t>
-      </w:r>
-    </w:p>
-    <w:p>
-      <w:pPr>
-        <w:spacing w:after="30" w:before="0"/>
-        <w:ind w:left="280"/>
-      </w:pPr>
-      <w:r>
-        <w:rPr>
-          <w:rFonts w:ascii="맑은 고딕" w:cs="맑은 고딕" w:eastAsia="맑은 고딕" w:hAnsi="맑은 고딕"/>
-          <w:sz w:val="20"/>
-          <w:szCs w:val="20"/>
-        </w:rPr>
-        <w:t xml:space="preserve">▪ 게임 브랜드 캠페인 집행  (2023-06~2023-10)</w:t>
-      </w:r>
-    </w:p>
-    <w:p>
-      <w:pPr>
-        <w:spacing w:after="20" w:before="0"/>
-        <w:ind w:left="560"/>
-      </w:pPr>
-      <w:r>
-        <w:rPr>
-          <w:rFonts w:ascii="맑은 고딕" w:cs="맑은 고딕" w:eastAsia="맑은 고딕" w:hAnsi="맑은 고딕"/>
-          <w:color w:val="333333"/>
-          <w:sz w:val="20"/>
-          <w:szCs w:val="20"/>
-        </w:rPr>
-        <w:t xml:space="preserve">담당  캠페인 기획</w:t>
-      </w:r>
-    </w:p>
-    <w:p>
-      <w:pPr>
-        <w:spacing w:after="20" w:before="0"/>
-        <w:ind w:left="560"/>
-      </w:pPr>
-      <w:r>
-        <w:rPr>
-          <w:rFonts w:ascii="맑은 고딕" w:cs="맑은 고딕" w:eastAsia="맑은 고딕" w:hAnsi="맑은 고딕"/>
-          <w:color w:val="1E7A4C"/>
-          <w:sz w:val="20"/>
-          <w:szCs w:val="20"/>
-        </w:rPr>
-        <w:t xml:space="preserve">성과  재방문율 10%p 개선, 이메일 오픈율 10%p 개선</w:t>
-      </w:r>
-    </w:p>
-    <w:p>
-      <w:pPr>
-        <w:spacing w:after="60" w:before="0"/>
-        <w:ind w:left="560"/>
-      </w:pPr>
-      <w:r>
-        <w:rPr>
-          <w:rFonts w:ascii="맑은 고딕" w:cs="맑은 고딕" w:eastAsia="맑은 고딕" w:hAnsi="맑은 고딕"/>
-          <w:color w:val="333333"/>
-          <w:sz w:val="20"/>
-          <w:szCs w:val="20"/>
-        </w:rPr>
         <w:t xml:space="preserve">결과  고객사 최종 검수 통과</w:t>
-      </w:r>
-    </w:p>
-    <w:p>
-      <w:pPr>
-        <w:spacing w:after="40" w:before="100"/>
-      </w:pPr>
-      <w:r>
-        <w:rPr>
-          <w:rFonts w:ascii="맑은 고딕" w:cs="맑은 고딕" w:eastAsia="맑은 고딕" w:hAnsi="맑은 고딕"/>
-          <w:color w:val="666666"/>
-          <w:sz w:val="20"/>
-          <w:szCs w:val="20"/>
-        </w:rPr>
-        <w:t xml:space="preserve">2024-04 ~ 2026-08   </w:t>
-      </w:r>
-      <w:r>
-        <w:rPr>
-          <w:rFonts w:ascii="맑은 고딕" w:cs="맑은 고딕" w:eastAsia="맑은 고딕" w:hAnsi="맑은 고딕"/>
-          <w:b/>
-          <w:bCs/>
-          <w:sz w:val="20"/>
-          <w:szCs w:val="20"/>
-        </w:rPr>
-        <w:t xml:space="preserve">밸런테크</w:t>
-      </w:r>
-      <w:r>
-        <w:rPr>
-          <w:rFonts w:ascii="맑은 고딕" w:cs="맑은 고딕" w:eastAsia="맑은 고딕" w:hAnsi="맑은 고딕"/>
-          <w:color w:val="666666"/>
-          <w:sz w:val="20"/>
-          <w:szCs w:val="20"/>
-        </w:rPr>
-        <w:t xml:space="preserve">  (중소기업)</w:t>
-      </w:r>
-      <w:r>
-        <w:rPr>
-          <w:rFonts w:ascii="맑은 고딕" w:cs="맑은 고딕" w:eastAsia="맑은 고딕" w:hAnsi="맑은 고딕"/>
-          <w:sz w:val="20"/>
-          <w:szCs w:val="20"/>
-        </w:rPr>
-        <w:t xml:space="preserve">  퍼포먼스 마케터 대리</w:t>
-      </w:r>
-    </w:p>
-    <w:p>
-      <w:pPr>
-        <w:spacing w:after="30" w:before="0"/>
-        <w:ind w:left="280"/>
-      </w:pPr>
-      <w:r>
-        <w:rPr>
-          <w:rFonts w:ascii="맑은 고딕" w:cs="맑은 고딕" w:eastAsia="맑은 고딕" w:hAnsi="맑은 고딕"/>
-          <w:sz w:val="20"/>
-          <w:szCs w:val="20"/>
-        </w:rPr>
-        <w:t xml:space="preserve">▪ SEO 개선 프로젝트  (2025-10~2026-03)</w:t>
-      </w:r>
-    </w:p>
-    <w:p>
-      <w:pPr>
-        <w:spacing w:after="20" w:before="0"/>
-        <w:ind w:left="560"/>
-      </w:pPr>
-      <w:r>
-        <w:rPr>
-          <w:rFonts w:ascii="맑은 고딕" w:cs="맑은 고딕" w:eastAsia="맑은 고딕" w:hAnsi="맑은 고딕"/>
-          <w:color w:val="333333"/>
-          <w:sz w:val="20"/>
-          <w:szCs w:val="20"/>
-        </w:rPr>
-        <w:t xml:space="preserve">담당  키워드 리서치</w:t>
-      </w:r>
-    </w:p>
-    <w:p>
-      <w:pPr>
-        <w:spacing w:after="20" w:before="0"/>
-        <w:ind w:left="560"/>
-      </w:pPr>
-      <w:r>
-        <w:rPr>
-          <w:rFonts w:ascii="맑은 고딕" w:cs="맑은 고딕" w:eastAsia="맑은 고딕" w:hAnsi="맑은 고딕"/>
-          <w:color w:val="1E7A4C"/>
-          <w:sz w:val="20"/>
-          <w:szCs w:val="20"/>
-        </w:rPr>
-        <w:t xml:space="preserve">성과  광고 수익률(ROAS) 110%p 개선, 신규 가입자 수 78% 개선</w:t>
-      </w:r>
-    </w:p>
-    <w:p>
-      <w:pPr>
-        <w:spacing w:after="60" w:before="0"/>
-        <w:ind w:left="560"/>
-      </w:pPr>
-      <w:r>
-        <w:rPr>
-          <w:rFonts w:ascii="맑은 고딕" w:cs="맑은 고딕" w:eastAsia="맑은 고딕" w:hAnsi="맑은 고딕"/>
-          <w:color w:val="333333"/>
-          <w:sz w:val="20"/>
-          <w:szCs w:val="20"/>
-        </w:rPr>
-        <w:t xml:space="preserve">결과  정상 오픈 및 운영 이관 완료</w:t>
       </w:r>
     </w:p>
     <w:p>
@@ -3716,25 +4388,25 @@
           <w:sz w:val="20"/>
           <w:szCs w:val="20"/>
         </w:rPr>
-        <w:t xml:space="preserve">2012-10 ~ 2013-08   </w:t>
-      </w:r>
-      <w:r>
-        <w:rPr>
-          <w:rFonts w:ascii="맑은 고딕" w:cs="맑은 고딕" w:eastAsia="맑은 고딕" w:hAnsi="맑은 고딕"/>
-          <w:b/>
-          <w:bCs/>
-          <w:sz w:val="20"/>
-          <w:szCs w:val="20"/>
-        </w:rPr>
-        <w:t xml:space="preserve">[학생자치] 미디어커뮤니케이션학과 학생회</w:t>
-      </w:r>
-      <w:r>
-        <w:rPr>
-          <w:rFonts w:ascii="맑은 고딕" w:cs="맑은 고딕" w:eastAsia="맑은 고딕" w:hAnsi="맑은 고딕"/>
-          <w:sz w:val="20"/>
-          <w:szCs w:val="20"/>
-        </w:rPr>
-        <w:t xml:space="preserve">  기획국장</w:t>
+        <w:t xml:space="preserve">2013-10 ~ 2015-10   </w:t>
+      </w:r>
+      <w:r>
+        <w:rPr>
+          <w:rFonts w:ascii="맑은 고딕" w:cs="맑은 고딕" w:eastAsia="맑은 고딕" w:hAnsi="맑은 고딕"/>
+          <w:b/>
+          <w:bCs/>
+          <w:sz w:val="20"/>
+          <w:szCs w:val="20"/>
+        </w:rPr>
+        <w:t xml:space="preserve">[동아리] 연합 데이터 분석 동아리</w:t>
+      </w:r>
+      <w:r>
+        <w:rPr>
+          <w:rFonts w:ascii="맑은 고딕" w:cs="맑은 고딕" w:eastAsia="맑은 고딕" w:hAnsi="맑은 고딕"/>
+          <w:sz w:val="20"/>
+          <w:szCs w:val="20"/>
+        </w:rPr>
+        <w:t xml:space="preserve">  회장</w:t>
       </w:r>
     </w:p>
     <w:p>
@@ -3749,7 +4421,7 @@
           <w:sz w:val="20"/>
           <w:szCs w:val="20"/>
         </w:rPr>
-        <w:t xml:space="preserve">성과  임기 완수</w:t>
+        <w:t xml:space="preserve">성과  활동 결과물 전시</w:t>
       </w:r>
     </w:p>
     <w:p>
@@ -3781,7 +4453,7 @@
           <w:sz w:val="20"/>
           <w:szCs w:val="20"/>
         </w:rPr>
-        <w:t xml:space="preserve">어학   JLPT 2급, HSK 3급</w:t>
+        <w:t xml:space="preserve">어학   TOEIC 702, TOEFL 105</w:t>
       </w:r>
     </w:p>
     <w:p>
@@ -3794,7 +4466,7 @@
           <w:sz w:val="20"/>
           <w:szCs w:val="20"/>
         </w:rPr>
-        <w:t xml:space="preserve">기술   Appsflyer, Excel, Looker Studio, Braze, Meta Ads, GA4, Google Ads</w:t>
+        <w:t xml:space="preserve">기술   Braze, Excel, Google Ads, SQL, Appsflyer, Meta Ads, Notion, Looker Studio, GA4</w:t>
       </w:r>
     </w:p>
     <w:p>
@@ -3807,7 +4479,7 @@
           <w:sz w:val="20"/>
           <w:szCs w:val="20"/>
         </w:rPr>
-        <w:t xml:space="preserve">자격   사회조사분석사 2급, 검색광고마케터 1급, 컴퓨터활용능력 1급</w:t>
+        <w:t xml:space="preserve">자격   컴퓨터활용능력 1급, GAIQ, 사회조사분석사 2급</w:t>
       </w:r>
     </w:p>
     <w:sectPr>
